--- a/第五週(10-08)/Nguyên lý xe tự lái_Tuần 5_Tài liệu học tập.docx
+++ b/第五週(10-08)/Nguyên lý xe tự lái_Tuần 5_Tài liệu học tập.docx
@@ -608,7 +608,7 @@
                 <w:sz w:val="18"/>
                 <w:szCs w:val="18"/>
               </w:rPr>
-              <w:t xml:space="preserve">Đọc bảng thông số thật; biết dòng nào đang đánh lừa bạn</w:t>
+              <w:t xml:space="preserve">Đọc bảng thông số thật; đọc ra điều kiện đằng sau mỗi con số</w:t>
             </w:r>
           </w:p>
         </w:tc>
@@ -644,6 +644,125 @@
         <w:t xml:space="preserve">Câu cần nhớ hôm nay: con số trên bảng thông số mà không có điều kiện thì không có ý nghĩa.</w:t>
       </w:r>
     </w:p>
+    <w:tbl>
+      <w:tblPr>
+        <w:tblW w:type="dxa" w:w="9360"/>
+        <w:tblBorders>
+          <w:top w:val="single" w:color="A8B2BA" w:sz="6"/>
+          <w:left w:val="none"/>
+          <w:bottom w:val="single" w:color="A8B2BA" w:sz="6"/>
+          <w:right w:val="none"/>
+          <w:insideH w:val="none"/>
+          <w:insideV w:val="none"/>
+        </w:tblBorders>
+      </w:tblPr>
+      <w:tblGrid>
+        <w:gridCol w:w="9360"/>
+      </w:tblGrid>
+      <w:tr>
+        <w:trPr>
+          <w:cantSplit/>
+        </w:trPr>
+        <w:tc>
+          <w:tcPr>
+            <w:tcW w:type="dxa" w:w="9360"/>
+            <w:shd w:fill="F6F8F9" w:color="auto" w:val="clear"/>
+            <w:tcMar>
+              <w:top w:type="dxa" w:w="140"/>
+              <w:left w:type="dxa" w:w="200"/>
+              <w:bottom w:type="dxa" w:w="140"/>
+              <w:right w:type="dxa" w:w="180"/>
+            </w:tcMar>
+          </w:tcPr>
+          <w:p>
+            <w:pPr>
+              <w:spacing w:after="90" w:line="300"/>
+            </w:pPr>
+            <w:r>
+              <w:rPr>
+                <w:rFonts w:ascii="Arial" w:cs="Arial" w:eastAsia="Arial" w:hAnsi="Arial"/>
+                <w:b/>
+                <w:bCs/>
+                <w:color w:val="24405C"/>
+                <w:sz w:val="20"/>
+                <w:szCs w:val="20"/>
+              </w:rPr>
+              <w:t xml:space="preserve">Bảng thông số có lừa người không?</w:t>
+            </w:r>
+          </w:p>
+          <w:p>
+            <w:pPr>
+              <w:spacing w:after="80" w:line="310"/>
+            </w:pPr>
+            <w:r>
+              <w:rPr>
+                <w:rFonts w:ascii="Arial" w:cs="Arial" w:eastAsia="Arial" w:hAnsi="Arial"/>
+                <w:color w:val="1B1B1B"/>
+                <w:sz w:val="20"/>
+                <w:szCs w:val="20"/>
+              </w:rPr>
+              <w:t xml:space="preserve">Không. Ba tài liệu xem tuần này đều là tài liệu thật của hãng, mọi dòng đều đúng. Vấn đề nằm ở ba chỗ.</w:t>
+            </w:r>
+          </w:p>
+          <w:p>
+            <w:pPr>
+              <w:spacing w:after="80" w:line="310"/>
+            </w:pPr>
+            <w:r>
+              <w:rPr>
+                <w:rFonts w:ascii="Arial" w:cs="Arial" w:eastAsia="Arial" w:hAnsi="Arial"/>
+                <w:color w:val="1B1B1B"/>
+                <w:sz w:val="20"/>
+                <w:szCs w:val="20"/>
+              </w:rPr>
+              <w:t xml:space="preserve">Một, trên bìa catalogue hãng chỉ chọn con số đẹp để in. Tầm đo của OS1 có cả 170 và 90, quảng cáo sẽ ghi 170 — không phải giả, chỉ là không nói cho bạn biết nó đo với vật màu trắng.</w:t>
+            </w:r>
+          </w:p>
+          <w:p>
+            <w:pPr>
+              <w:spacing w:after="80" w:line="310"/>
+            </w:pPr>
+            <w:r>
+              <w:rPr>
+                <w:rFonts w:ascii="Arial" w:cs="Arial" w:eastAsia="Arial" w:hAnsi="Arial"/>
+                <w:color w:val="1B1B1B"/>
+                <w:sz w:val="20"/>
+                <w:szCs w:val="20"/>
+              </w:rPr>
+              <w:t xml:space="preserve">Hai, người bán lại chép mất điều kiện. Module trên sàn thương mại điện tử thường chỉ còn một câu «tầm đo 200 m», chuỗi điều kiện phía sau biến mất. Lúc đó con số không phải giả mà là vô nghĩa.</w:t>
+            </w:r>
+          </w:p>
+          <w:p>
+            <w:pPr>
+              <w:spacing w:after="80" w:line="310"/>
+            </w:pPr>
+            <w:r>
+              <w:rPr>
+                <w:rFonts w:ascii="Arial" w:cs="Arial" w:eastAsia="Arial" w:hAnsi="Arial"/>
+                <w:color w:val="1B1B1B"/>
+                <w:sz w:val="20"/>
+                <w:szCs w:val="20"/>
+              </w:rPr>
+              <w:t xml:space="preserve">Ba, phổ biến nhất: chính chúng ta đọc sót. Thấy «2,62 triệu điểm mỗi giây» liền tưởng nó nhìn rõ hơn, thấy 32 / 64 / 128 liền tưởng tự đổi được. Đó không phải lỗi của hãng.</w:t>
+            </w:r>
+          </w:p>
+          <w:p>
+            <w:pPr>
+              <w:spacing w:after="0" w:line="310"/>
+            </w:pPr>
+            <w:r>
+              <w:rPr>
+                <w:rFonts w:ascii="Arial" w:cs="Arial" w:eastAsia="Arial" w:hAnsi="Arial"/>
+                <w:color w:val="1B1B1B"/>
+                <w:sz w:val="20"/>
+                <w:szCs w:val="20"/>
+              </w:rPr>
+              <w:t xml:space="preserve">Ngược lại: OS1 in cả 170 lẫn 90, lại ghi đủ bốn điều kiện — có chịu in ra con số khó coi hơn hay không, chính là chỗ thấy được một hãng có thật thà hay không.</w:t>
+            </w:r>
+          </w:p>
+        </w:tc>
+      </w:tr>
+    </w:tbl>
     <w:p>
       <w:pPr>
         <w:pStyle w:val="Heading2"/>

--- a/第五週(10-08)/Nguyên lý xe tự lái_Tuần 5_Tài liệu học tập.docx
+++ b/第五週(10-08)/Nguyên lý xe tự lái_Tuần 5_Tài liệu học tập.docx
@@ -2269,6 +2269,22 @@
     </w:p>
     <w:p>
       <w:pPr>
+        <w:widowControl/>
+        <w:spacing w:after="100" w:before="0" w:line="312"/>
+        <w:ind w:left="0" w:firstLine="0"/>
+      </w:pPr>
+      <w:r>
+        <w:rPr>
+          <w:rFonts w:ascii="Arial" w:cs="Arial" w:eastAsia="Arial" w:hAnsi="Arial"/>
+          <w:color w:val="1B1B1B"/>
+          <w:sz w:val="22"/>
+          <w:szCs w:val="22"/>
+        </w:rPr>
+        <w:t xml:space="preserve">Vì sao dòng ngang không trừ một? Vì quay một vòng là một đường tròn, điểm cuối nối lại điểm đầu, nên 1024 điểm chia đúng 1024 khoảng. Dòng dọc là một đoạn thẳng, hai đầu đều là tia, nên giữa 64 tia chỉ có 63 khoảng — như 64 cây cọc hàng rào thì chỉ có 63 tấm rào.</w:t>
+      </w:r>
+    </w:p>
+    <w:p>
+      <w:pPr>
         <w:spacing w:after="150" w:before="130" w:line="320"/>
         <w:jc w:val="center"/>
       </w:pPr>
@@ -2512,7 +2528,7 @@
                 <w:sz w:val="18"/>
                 <w:szCs w:val="18"/>
               </w:rPr>
-              <w:t xml:space="preserve">42,4 ÷ 63 = 0,673°</w:t>
+              <w:t xml:space="preserve">42,4 ÷ (64 − 1) = 0,673°</w:t>
             </w:r>
           </w:p>
         </w:tc>
@@ -9445,7 +9461,7 @@
           <w:sz w:val="22"/>
           <w:szCs w:val="22"/>
         </w:rPr>
-        <w:t xml:space="preserve">① 360 ÷ 1024 = 0,352° (ngang), 42,4 ÷ 63 = 0,673° (dọc). ② Góc xe chắn: ngang 1,15°, dọc 2,29°. ③ 1,15 ÷ 0,352 = 3 (làm tròn xuống), 2,29 ÷ 0,673 = 3, 3 × 3 = 9.</w:t>
+        <w:t xml:space="preserve">① 360 ÷ 1024 = 0,352° (ngang), 42,4 ÷ (64 − 1) = 0,673° (dọc). ② Góc xe chắn: ngang 1,15°, dọc 2,29°. ③ 1,15 ÷ 0,352 = 3 (làm tròn xuống), 2,29 ÷ 0,673 = 3, 3 × 3 = 9.</w:t>
       </w:r>
     </w:p>
     <w:p>

--- a/第五週(10-08)/Nguyên lý xe tự lái_Tuần 5_Tài liệu học tập.docx
+++ b/第五週(10-08)/Nguyên lý xe tự lái_Tuần 5_Tài liệu học tập.docx
@@ -2317,6 +2317,111 @@
         <w:t xml:space="preserve">Bước 3　Số điểm trên vật = ⌊góc vật chắn ÷ phân giải góc⌋, ngang × dọc　　Góc vật chắn = 2 × atan(nửa cạnh ÷ cự ly)</w:t>
       </w:r>
     </w:p>
+    <w:tbl>
+      <w:tblPr>
+        <w:tblW w:type="dxa" w:w="9360"/>
+        <w:tblBorders>
+          <w:top w:val="single" w:color="A8B2BA" w:sz="6"/>
+          <w:left w:val="none"/>
+          <w:bottom w:val="single" w:color="A8B2BA" w:sz="6"/>
+          <w:right w:val="none"/>
+          <w:insideH w:val="none"/>
+          <w:insideV w:val="none"/>
+        </w:tblBorders>
+      </w:tblPr>
+      <w:tblGrid>
+        <w:gridCol w:w="9360"/>
+      </w:tblGrid>
+      <w:tr>
+        <w:trPr>
+          <w:cantSplit/>
+        </w:trPr>
+        <w:tc>
+          <w:tcPr>
+            <w:tcW w:type="dxa" w:w="9360"/>
+            <w:shd w:fill="F6F8F9" w:color="auto" w:val="clear"/>
+            <w:tcMar>
+              <w:top w:type="dxa" w:w="140"/>
+              <w:left w:type="dxa" w:w="200"/>
+              <w:bottom w:type="dxa" w:w="140"/>
+              <w:right w:type="dxa" w:w="180"/>
+            </w:tcMar>
+          </w:tcPr>
+          <w:p>
+            <w:pPr>
+              <w:spacing w:after="90" w:line="300"/>
+            </w:pPr>
+            <w:r>
+              <w:rPr>
+                <w:rFonts w:ascii="Arial" w:cs="Arial" w:eastAsia="Arial" w:hAnsi="Arial"/>
+                <w:b/>
+                <w:bCs/>
+                <w:color w:val="24405C"/>
+                <w:sz w:val="20"/>
+                <w:szCs w:val="20"/>
+              </w:rPr>
+              <w:t xml:space="preserve">tan và atan không phải một</w:t>
+            </w:r>
+          </w:p>
+          <w:p>
+            <w:pPr>
+              <w:spacing w:after="80" w:line="310"/>
+            </w:pPr>
+            <w:r>
+              <w:rPr>
+                <w:rFonts w:ascii="Arial" w:cs="Arial" w:eastAsia="Arial" w:hAnsi="Arial"/>
+                <w:color w:val="1B1B1B"/>
+                <w:sz w:val="20"/>
+                <w:szCs w:val="20"/>
+              </w:rPr>
+              <w:t xml:space="preserve">atan là arctang, sách toán viết arctan hoặc tan⁻¹, trên máy tính bấm shift rồi tan. Nó ngược với tan:</w:t>
+            </w:r>
+          </w:p>
+          <w:p>
+            <w:pPr>
+              <w:spacing w:after="80" w:line="310"/>
+            </w:pPr>
+            <w:r>
+              <w:rPr>
+                <w:rFonts w:ascii="Arial" w:cs="Arial" w:eastAsia="Arial" w:hAnsi="Arial"/>
+                <w:color w:val="1B1B1B"/>
+                <w:sz w:val="20"/>
+                <w:szCs w:val="20"/>
+              </w:rPr>
+              <w:t xml:space="preserve">tan(góc) → tỉ số. Biết góc 0,352°, muốn biết ở 40 m mở ra bao nhiêu mét thì dùng tan.</w:t>
+            </w:r>
+          </w:p>
+          <w:p>
+            <w:pPr>
+              <w:spacing w:after="80" w:line="310"/>
+            </w:pPr>
+            <w:r>
+              <w:rPr>
+                <w:rFonts w:ascii="Arial" w:cs="Arial" w:eastAsia="Arial" w:hAnsi="Arial"/>
+                <w:color w:val="1B1B1B"/>
+                <w:sz w:val="20"/>
+                <w:szCs w:val="20"/>
+              </w:rPr>
+              <w:t xml:space="preserve">atan(tỉ số) → góc. Biết nửa chiều rộng xe 0,4 m, cự ly 40 m, muốn biết nó chắn mấy độ thì dùng atan.</w:t>
+            </w:r>
+          </w:p>
+          <w:p>
+            <w:pPr>
+              <w:spacing w:after="0" w:line="310"/>
+            </w:pPr>
+            <w:r>
+              <w:rPr>
+                <w:rFonts w:ascii="Arial" w:cs="Arial" w:eastAsia="Arial" w:hAnsi="Arial"/>
+                <w:color w:val="1B1B1B"/>
+                <w:sz w:val="20"/>
+                <w:szCs w:val="20"/>
+              </w:rPr>
+              <w:t xml:space="preserve">Khi bấm máy tính nhớ chuyển sang chế độ độ (DEG). Trong lập trình (công cụ của môn này dùng Math.atan của JavaScript) kết quả là radian, phải nhân 180 ÷ π mới thành độ.</w:t>
+            </w:r>
+          </w:p>
+        </w:tc>
+      </w:tr>
+    </w:tbl>
     <w:p>
       <w:pPr>
         <w:widowControl/>

--- a/第五週(10-08)/Nguyên lý xe tự lái_Tuần 5_Tài liệu học tập.docx
+++ b/第五週(10-08)/Nguyên lý xe tự lái_Tuần 5_Tài liệu học tập.docx
@@ -4123,7 +4123,23 @@
           <w:sz w:val="22"/>
           <w:szCs w:val="22"/>
         </w:rPr>
-        <w:t xml:space="preserve">Trang sản phẩm của AR0233AT ghi electronic rolling shutter. Cách khắc phục là đọc thật nhanh — 60 hình mỗi giây, mỗi hình khoảng 16 ms, méo sẽ ít hơn. Vậy nên dòng «60 fps» ngoài việc nói về tính tức thời, còn nói méo nặng đến đâu.</w:t>
+        <w:t xml:space="preserve">Trang sản phẩm của AR0233AT ghi electronic rolling shutter. Cách khắc phục là đọc nhanh hơn. 60 hình mỗi giây nghĩa là cả tấm phải đọc xong trong 16,7 ms — chỉ bằng một nửa so với 33 ms của 30 hình/giây, nên cùng một chiếc xe chạy qua thì mức méo cũng giảm khoảng một nửa. Vậy dòng «60 fps» ngoài tính tức thời còn cho ta giới hạn trên của méo: fps càng cao thì chênh lệch thời gian từ hàng đầu đến hàng cuối chắc chắn càng ngắn.</w:t>
+      </w:r>
+    </w:p>
+    <w:p>
+      <w:pPr>
+        <w:widowControl/>
+        <w:spacing w:after="100" w:before="0" w:line="312"/>
+        <w:ind w:left="0" w:firstLine="0"/>
+      </w:pPr>
+      <w:r>
+        <w:rPr>
+          <w:rFonts w:ascii="Arial" w:cs="Arial" w:eastAsia="Arial" w:hAnsi="Arial"/>
+          <w:color w:val="1B1B1B"/>
+          <w:sz w:val="22"/>
+          <w:szCs w:val="22"/>
+        </w:rPr>
+        <w:t xml:space="preserve">Nói chính xác hơn: cái quyết định méo là «đọc hết cả tấm mất bao lâu» (readout time), còn fps chỉ cho «giới hạn trên» của nó — 60 hình mỗi giây thì không thể đọc lâu hơn 16,7 ms, nhưng cũng có thể chỉ mất 5 ms rồi chờ. Một số bảng thông số có in riêng line time hoặc readout time; dòng đó mới là câu trả lời trực tiếp. Không có thì dùng fps làm giới hạn trên để ước lượng.</w:t>
       </w:r>
     </w:p>
     <w:p>

--- a/第五週(10-08)/Nguyên lý xe tự lái_Tuần 5_Tài liệu học tập.docx
+++ b/第五週(10-08)/Nguyên lý xe tự lái_Tuần 5_Tài liệu học tập.docx
@@ -3898,9 +3898,100 @@
           <w:sz w:val="23"/>
           <w:szCs w:val="23"/>
         </w:rPr>
-        <w:t xml:space="preserve">Góc nhìn = 2 × atan(bề rộng cảm biến ÷ 2 ÷ tiêu cự)　　Bề rộng cảm biến = số điểm ảnh × kích thước điểm ảnh</w:t>
-      </w:r>
-    </w:p>
+        <w:t xml:space="preserve">Góc nhìn ngang = 2 × atan(bề rộng cảm biến ÷ 2 ÷ tiêu cự)　　Bề rộng cảm biến = số điểm ảnh ngang × kích thước điểm ảnh</w:t>
+      </w:r>
+    </w:p>
+    <w:tbl>
+      <w:tblPr>
+        <w:tblW w:type="dxa" w:w="9360"/>
+        <w:tblBorders>
+          <w:top w:val="single" w:color="A8B2BA" w:sz="6"/>
+          <w:left w:val="none"/>
+          <w:bottom w:val="single" w:color="A8B2BA" w:sz="6"/>
+          <w:right w:val="none"/>
+          <w:insideH w:val="none"/>
+          <w:insideV w:val="none"/>
+        </w:tblBorders>
+      </w:tblPr>
+      <w:tblGrid>
+        <w:gridCol w:w="9360"/>
+      </w:tblGrid>
+      <w:tr>
+        <w:trPr>
+          <w:cantSplit/>
+        </w:trPr>
+        <w:tc>
+          <w:tcPr>
+            <w:tcW w:type="dxa" w:w="9360"/>
+            <w:shd w:fill="F6F8F9" w:color="auto" w:val="clear"/>
+            <w:tcMar>
+              <w:top w:type="dxa" w:w="140"/>
+              <w:left w:type="dxa" w:w="200"/>
+              <w:bottom w:type="dxa" w:w="140"/>
+              <w:right w:type="dxa" w:w="180"/>
+            </w:tcMar>
+          </w:tcPr>
+          <w:p>
+            <w:pPr>
+              <w:spacing w:after="90" w:line="300"/>
+            </w:pPr>
+            <w:r>
+              <w:rPr>
+                <w:rFonts w:ascii="Arial" w:cs="Arial" w:eastAsia="Arial" w:hAnsi="Arial"/>
+                <w:b/>
+                <w:bCs/>
+                <w:color w:val="24405C"/>
+                <w:sz w:val="20"/>
+                <w:szCs w:val="20"/>
+              </w:rPr>
+              <w:t xml:space="preserve">Ba điều kiện khi dùng công thức này</w:t>
+            </w:r>
+          </w:p>
+          <w:p>
+            <w:pPr>
+              <w:spacing w:after="80" w:line="310"/>
+            </w:pPr>
+            <w:r>
+              <w:rPr>
+                <w:rFonts w:ascii="Arial" w:cs="Arial" w:eastAsia="Arial" w:hAnsi="Arial"/>
+                <w:color w:val="1B1B1B"/>
+                <w:sz w:val="20"/>
+                <w:szCs w:val="20"/>
+              </w:rPr>
+              <w:t xml:space="preserve">Một, thay bề rộng vào thì ra góc nhìn ngang; thay chiều cao (1280 × 3 µm = 3,84 mm) thì ra góc nhìn dọc, với ống kính 8 mm là 27°. Đường chéo dùng 7,24 mm, ra 48,7°. Cả ba đều đúng nhưng nói về những thứ khác nhau — khi bảng ghi «góc nhìn 90°», phải hỏi là cái nào.</w:t>
+            </w:r>
+          </w:p>
+          <w:p>
+            <w:pPr>
+              <w:spacing w:after="80" w:line="310"/>
+            </w:pPr>
+            <w:r>
+              <w:rPr>
+                <w:rFonts w:ascii="Arial" w:cs="Arial" w:eastAsia="Arial" w:hAnsi="Arial"/>
+                <w:color w:val="1B1B1B"/>
+                <w:sz w:val="20"/>
+                <w:szCs w:val="20"/>
+              </w:rPr>
+              <w:t xml:space="preserve">Hai, công thức này giả định ống kính là rectilinear, tức vật thẳng chụp ra vẫn thẳng. Ống kính siêu rộng và mắt cá thì không theo, góc nhìn của chúng lớn hơn nhiều — cùng 3,6 mm, rectilinear ra 81° còn mắt cá đẳng cự ra tới 98°. Vì vậy với ống góc rộng hãy xem góc nhìn do hãng ống kính công bố, đừng tính bằng công thức này.</w:t>
+            </w:r>
+          </w:p>
+          <w:p>
+            <w:pPr>
+              <w:spacing w:after="0" w:line="310"/>
+            </w:pPr>
+            <w:r>
+              <w:rPr>
+                <w:rFonts w:ascii="Arial" w:cs="Arial" w:eastAsia="Arial" w:hAnsi="Arial"/>
+                <w:color w:val="1B1B1B"/>
+                <w:sz w:val="20"/>
+                <w:szCs w:val="20"/>
+              </w:rPr>
+              <w:t xml:space="preserve">Ba, bề rộng cảm biến phải tính bằng «số điểm ảnh × kích thước điểm ảnh». Đừng lấy Optical Format «1/2,5 inch» trên bảng để quy đổi — đó là quy ước cũ từ thời ống thu hình, 1/2,5 inch không phải 2,5 mm và cũng không phải bề rộng cảm biến.</w:t>
+            </w:r>
+          </w:p>
+        </w:tc>
+      </w:tr>
+    </w:tbl>
     <w:p>
       <w:pPr>
         <w:widowControl/>

--- a/第五週(10-08)/Nguyên lý xe tự lái_Tuần 5_Tài liệu học tập.docx
+++ b/第五週(10-08)/Nguyên lý xe tự lái_Tuần 5_Tài liệu học tập.docx
@@ -1024,7 +1024,7 @@
           <w:sz w:val="30"/>
           <w:szCs w:val="30"/>
         </w:rPr>
-        <w:t xml:space="preserve">3.1 Trang đầu bảng thông số: tìm bốn con số trước</w:t>
+        <w:t xml:space="preserve">3.1 Lớp thứ nhất: tìm bốn con số trước</w:t>
       </w:r>
     </w:p>
     <w:p>
@@ -4115,7 +4115,7 @@
           <w:sz w:val="30"/>
           <w:szCs w:val="30"/>
         </w:rPr>
-        <w:t xml:space="preserve">3.2 Trang thứ hai: sáu dòng ít người đọc</w:t>
+        <w:t xml:space="preserve">3.2 Lớp thứ hai: sáu dòng ít người đọc</w:t>
       </w:r>
     </w:p>
     <w:p>
@@ -4131,7 +4131,23 @@
           <w:sz w:val="22"/>
           <w:szCs w:val="22"/>
         </w:rPr>
-        <w:t xml:space="preserve">Bốn dòng ở trang đầu thì ai cũng xem. Sáu dòng ở trang hai — ba dòng của camera, ba dòng của lidar — rất ít người đọc, nhưng chúng quyết định điều gì xảy ra khi ngược sáng, vào hầm, trời mưa, ban đêm.</w:t>
+        <w:t xml:space="preserve">Bốn dòng ở lớp thứ nhất thì ai cũng xem. Sáu dòng ở lớp thứ hai — ba dòng của camera, ba dòng của lidar — rất ít người đọc, nhưng chúng quyết định điều gì xảy ra khi ngược sáng, vào hầm, trời mưa, ban đêm.</w:t>
+      </w:r>
+    </w:p>
+    <w:p>
+      <w:pPr>
+        <w:widowControl/>
+        <w:spacing w:after="100" w:before="0" w:line="312"/>
+        <w:ind w:left="0" w:firstLine="0"/>
+      </w:pPr>
+      <w:r>
+        <w:rPr>
+          <w:rFonts w:ascii="Arial" w:cs="Arial" w:eastAsia="Arial" w:hAnsi="Arial"/>
+          <w:color w:val="1B1B1B"/>
+          <w:sz w:val="22"/>
+          <w:szCs w:val="22"/>
+        </w:rPr>
+        <w:t xml:space="preserve">Nói rõ: «lớp thứ nhất, lớp thứ hai» ở đây không phải số trang PDF mà là cách thầy chia — lớp một là bốn dòng ai cũng xem, lớp hai là sáu dòng ít người đọc. Sáu dòng này nằm rải trên nhiều trang của tài liệu thật: mục LASER của OS1 ở trang 2 bản PDF chính thức, multi-sensor phase lock ở trang 3; tài liệu AR0233AT chỉ có hai trang, tất cả dồn ở trang 1. Nguyên trang của cả hai đều đính ở slide cuối, có thể tự đối chiếu.</w:t>
       </w:r>
     </w:p>
     <w:p>

--- a/第五週(10-08)/Nguyên lý xe tự lái_Tuần 5_Tài liệu học tập.docx
+++ b/第五週(10-08)/Nguyên lý xe tự lái_Tuần 5_Tài liệu học tập.docx
@@ -1040,7 +1040,7 @@
           <w:sz w:val="22"/>
           <w:szCs w:val="22"/>
         </w:rPr>
-        <w:t xml:space="preserve">Với bất kỳ bảng thông số cảm biến nào, hãy tìm bốn dòng này trước. Không tìm thấy cũng là một câu trả lời — chính điều đó đã nói cho bạn biết một điều.</w:t>
+        <w:t xml:space="preserve">Với bất kỳ bảng thông số cảm biến nào, hãy tìm bốn dòng này trước: Field of View, Range, Resolution, Rotation Rate (camera là Frame Rate). Trên nguyên trang của OS1 bốn dòng này nằm cùng một cột — chính là khối OPTICAL PERFORMANCE ở trang 1, Phụ lục 1 mục A1-2; bạn có thể vừa đọc bảng dưới đây vừa lật sang phụ lục khoanh lại. Không tìm thấy cũng là một câu trả lời — chính điều đó đã nói cho bạn biết một điều.</w:t>
       </w:r>
     </w:p>
     <w:tbl>
@@ -4131,7 +4131,7 @@
           <w:sz w:val="22"/>
           <w:szCs w:val="22"/>
         </w:rPr>
-        <w:t xml:space="preserve">Bốn dòng ở lớp thứ nhất thì ai cũng xem. Sáu dòng ở lớp thứ hai — ba dòng của camera, ba dòng của lidar — rất ít người đọc, nhưng chúng quyết định điều gì xảy ra khi ngược sáng, vào hầm, trời mưa, ban đêm.</w:t>
+        <w:t xml:space="preserve">Bốn dòng ở lớp thứ nhất thì ai cũng xem. Sáu dòng ở lớp thứ hai rất ít người đọc, nhưng chúng quyết định điều gì xảy ra khi ngược sáng, vào hầm, trời mưa, ban đêm. Ba dòng của camera là Shutter Type, Dynamic Range, LED Flicker Mitigation; ba dòng của lidar là Laser Wavelength, Laser Product Class, # of Returns.</w:t>
       </w:r>
     </w:p>
     <w:p>
@@ -4147,7 +4147,7 @@
           <w:sz w:val="22"/>
           <w:szCs w:val="22"/>
         </w:rPr>
-        <w:t xml:space="preserve">Nói rõ: «lớp thứ nhất, lớp thứ hai» ở đây không phải số trang PDF mà là cách thầy chia — lớp một là bốn dòng ai cũng xem, lớp hai là sáu dòng ít người đọc. Sáu dòng này nằm rải trên nhiều trang của tài liệu thật: mục LASER của OS1 ở trang 2 bản PDF chính thức, multi-sensor phase lock ở trang 3; tài liệu AR0233AT chỉ có hai trang, tất cả dồn ở trang 1. Nguyên trang của cả hai đều đính ở slide cuối, có thể tự đối chiếu.</w:t>
+        <w:t xml:space="preserve">Nói rõ: «lớp thứ nhất, lớp thứ hai» ở đây không phải số trang PDF mà là cách thầy chia — lớp một là bốn dòng ai cũng xem, lớp hai là sáu dòng ít người đọc. Sáu dòng này nằm rải trên nhiều trang của tài liệu thật: mục LASER của OS1 ở trang 2 bản PDF chính thức, multi-sensor phase lock ở trang 3; tài liệu AR0233AT chỉ có hai trang, tất cả dồn ở trang 1. Nguyên trang của cả hai đều có trong Phụ lục 1, có thể tự lật ra đối chiếu.</w:t>
       </w:r>
     </w:p>
     <w:p>
@@ -7779,7 +7779,425 @@
           <w:sz w:val="30"/>
           <w:szCs w:val="30"/>
         </w:rPr>
-        <w:t xml:space="preserve">Phụ lục 1 — Bảng thuật ngữ ba thứ tiếng (bổ sung tuần 5)</w:t>
+        <w:t xml:space="preserve">Phụ lục 1 — Nguyên trang bảng thông số của hãng</w:t>
+      </w:r>
+    </w:p>
+    <w:p>
+      <w:pPr>
+        <w:widowControl/>
+        <w:spacing w:after="100" w:before="0" w:line="312"/>
+        <w:ind w:left="0" w:firstLine="0"/>
+      </w:pPr>
+      <w:r>
+        <w:rPr>
+          <w:rFonts w:ascii="Arial" w:cs="Arial" w:eastAsia="Arial" w:hAnsi="Arial"/>
+          <w:color w:val="1B1B1B"/>
+          <w:sz w:val="22"/>
+          <w:szCs w:val="22"/>
+        </w:rPr>
+        <w:t xml:space="preserve">Năm trang dưới đây được chuyển thẳng từ PDF chính thức, không cắt xén cũng không sửa. Mọi dòng nhắc tới ở phần chính đều tìm được nguyên văn ở đây. Nên đọc đối chiếu: phần chính nói «dòng này trả lời câu hỏi gì», còn đây mới là chữ hãng thật sự in ra.</w:t>
+      </w:r>
+    </w:p>
+    <w:p>
+      <w:pPr>
+        <w:pStyle w:val="Heading2"/>
+        <w:keepNext/>
+        <w:spacing w:after="130" w:before="300"/>
+      </w:pPr>
+      <w:r>
+        <w:rPr>
+          <w:rFonts w:ascii="Arial" w:cs="Arial" w:eastAsia="Arial" w:hAnsi="Arial"/>
+          <w:b/>
+          <w:bCs/>
+          <w:color w:val="24405C"/>
+          <w:sz w:val="24"/>
+          <w:szCs w:val="24"/>
+        </w:rPr>
+        <w:t xml:space="preserve">A1-1 onsemi AR0233AT (cả hai trang)</w:t>
+      </w:r>
+    </w:p>
+    <w:p>
+      <w:pPr>
+        <w:widowControl/>
+        <w:spacing w:after="100" w:before="0" w:line="312"/>
+        <w:ind w:left="0" w:firstLine="0"/>
+      </w:pPr>
+      <w:r>
+        <w:rPr>
+          <w:rFonts w:ascii="Arial" w:cs="Arial" w:eastAsia="Arial" w:hAnsi="Arial"/>
+          <w:color w:val="1B1B1B"/>
+          <w:sz w:val="22"/>
+          <w:szCs w:val="22"/>
+        </w:rPr>
+        <w:t xml:space="preserve">Mục «camera không có góc nhìn» ở 3.1 và Dynamic Range, LED Flicker Mitigation ở 3.2 đều lấy từ cột Specifications của trang 1. Lưu ý cả tài liệu không có dòng Shutter Type — dòng đó phải xem trang sản phẩm của onsemi. Trang 2 là kích thước đóng gói, cả trang ghi TBD vì đây là Product Preview, chưa phải bảng thông số chính thức.</w:t>
+      </w:r>
+    </w:p>
+    <w:p>
+      <w:pPr>
+        <w:spacing w:after="60" w:before="60"/>
+        <w:jc w:val="center"/>
+      </w:pPr>
+      <w:r>
+        <w:drawing>
+          <wp:inline distT="0" distB="0" distL="0" distR="0">
+            <wp:extent cx="6267450" cy="8115300"/>
+            <wp:effectExtent t="0" r="0" b="0" l="0"/>
+            <wp:docPr id="1" name="" descr="" title=""/>
+            <wp:cNvGraphicFramePr>
+              <a:graphicFrameLocks xmlns:a="http://schemas.openxmlformats.org/drawingml/2006/main" noChangeAspect="1"/>
+            </wp:cNvGraphicFramePr>
+            <a:graphic xmlns:a="http://schemas.openxmlformats.org/drawingml/2006/main">
+              <a:graphicData uri="http://schemas.openxmlformats.org/drawingml/2006/picture">
+                <pic:pic xmlns:pic="http://schemas.openxmlformats.org/drawingml/2006/picture">
+                  <pic:nvPicPr>
+                    <pic:cNvPr id="0" name="" descr=""/>
+                    <pic:cNvPicPr>
+                      <a:picLocks noChangeAspect="1" noChangeArrowheads="1"/>
+                    </pic:cNvPicPr>
+                  </pic:nvPicPr>
+                  <pic:blipFill>
+                    <a:blip r:embed="rId9" cstate="none"/>
+                    <a:srcRect/>
+                    <a:stretch>
+                      <a:fillRect/>
+                    </a:stretch>
+                  </pic:blipFill>
+                  <pic:spPr bwMode="auto">
+                    <a:xfrm>
+                      <a:off x="0" y="0"/>
+                      <a:ext cx="6267450" cy="8115300"/>
+                    </a:xfrm>
+                    <a:prstGeom prst="rect">
+                      <a:avLst/>
+                    </a:prstGeom>
+                  </pic:spPr>
+                </pic:pic>
+              </a:graphicData>
+            </a:graphic>
+          </wp:inline>
+        </w:drawing>
+      </w:r>
+    </w:p>
+    <w:p>
+      <w:pPr>
+        <w:keepNext/>
+        <w:spacing w:after="70" w:before="190"/>
+      </w:pPr>
+      <w:r>
+        <w:rPr>
+          <w:rFonts w:ascii="Arial" w:cs="Arial" w:eastAsia="Arial" w:hAnsi="Arial"/>
+          <w:b/>
+          <w:bCs/>
+          <w:color w:val="24405C"/>
+          <w:sz w:val="19"/>
+          <w:szCs w:val="19"/>
+        </w:rPr>
+        <w:t xml:space="preserve">AR0233AT Product Preview, Rev. P2, 11/2017, trang 1 (© onsemi, trích dẫn trong lớp học)</w:t>
+      </w:r>
+    </w:p>
+    <w:p>
+      <w:pPr>
+        <w:spacing w:after="60" w:before="60"/>
+        <w:jc w:val="center"/>
+      </w:pPr>
+      <w:r>
+        <w:drawing>
+          <wp:inline distT="0" distB="0" distL="0" distR="0">
+            <wp:extent cx="6267450" cy="8115300"/>
+            <wp:effectExtent t="0" r="0" b="0" l="0"/>
+            <wp:docPr id="1" name="" descr="" title=""/>
+            <wp:cNvGraphicFramePr>
+              <a:graphicFrameLocks xmlns:a="http://schemas.openxmlformats.org/drawingml/2006/main" noChangeAspect="1"/>
+            </wp:cNvGraphicFramePr>
+            <a:graphic xmlns:a="http://schemas.openxmlformats.org/drawingml/2006/main">
+              <a:graphicData uri="http://schemas.openxmlformats.org/drawingml/2006/picture">
+                <pic:pic xmlns:pic="http://schemas.openxmlformats.org/drawingml/2006/picture">
+                  <pic:nvPicPr>
+                    <pic:cNvPr id="0" name="" descr=""/>
+                    <pic:cNvPicPr>
+                      <a:picLocks noChangeAspect="1" noChangeArrowheads="1"/>
+                    </pic:cNvPicPr>
+                  </pic:nvPicPr>
+                  <pic:blipFill>
+                    <a:blip r:embed="rId10" cstate="none"/>
+                    <a:srcRect/>
+                    <a:stretch>
+                      <a:fillRect/>
+                    </a:stretch>
+                  </pic:blipFill>
+                  <pic:spPr bwMode="auto">
+                    <a:xfrm>
+                      <a:off x="0" y="0"/>
+                      <a:ext cx="6267450" cy="8115300"/>
+                    </a:xfrm>
+                    <a:prstGeom prst="rect">
+                      <a:avLst/>
+                    </a:prstGeom>
+                  </pic:spPr>
+                </pic:pic>
+              </a:graphicData>
+            </a:graphic>
+          </wp:inline>
+        </w:drawing>
+      </w:r>
+    </w:p>
+    <w:p>
+      <w:pPr>
+        <w:keepNext/>
+        <w:spacing w:after="70" w:before="190"/>
+      </w:pPr>
+      <w:r>
+        <w:rPr>
+          <w:rFonts w:ascii="Arial" w:cs="Arial" w:eastAsia="Arial" w:hAnsi="Arial"/>
+          <w:b/>
+          <w:bCs/>
+          <w:color w:val="24405C"/>
+          <w:sz w:val="19"/>
+          <w:szCs w:val="19"/>
+        </w:rPr>
+        <w:t xml:space="preserve">Như trên, trang 2: kích thước đóng gói, cả trang TBD</w:t>
+      </w:r>
+    </w:p>
+    <w:p>
+      <w:pPr>
+        <w:pStyle w:val="Heading2"/>
+        <w:keepNext/>
+        <w:spacing w:after="130" w:before="300"/>
+      </w:pPr>
+      <w:r>
+        <w:rPr>
+          <w:rFonts w:ascii="Arial" w:cs="Arial" w:eastAsia="Arial" w:hAnsi="Arial"/>
+          <w:b/>
+          <w:bCs/>
+          <w:color w:val="24405C"/>
+          <w:sz w:val="24"/>
+          <w:szCs w:val="24"/>
+        </w:rPr>
+        <w:t xml:space="preserve">A1-2 Ouster OS1 (ba trang thông số)</w:t>
+      </w:r>
+    </w:p>
+    <w:p>
+      <w:pPr>
+        <w:widowControl/>
+        <w:spacing w:after="100" w:before="0" w:line="312"/>
+        <w:ind w:left="0" w:firstLine="0"/>
+      </w:pPr>
+      <w:r>
+        <w:rPr>
+          <w:rFonts w:ascii="Arial" w:cs="Arial" w:eastAsia="Arial" w:hAnsi="Arial"/>
+          <w:color w:val="1B1B1B"/>
+          <w:sz w:val="22"/>
+          <w:szCs w:val="22"/>
+        </w:rPr>
+        <w:t xml:space="preserve">Bốn con số và hai điều kiện tầm đo ở 3.1 nằm ở trang 1; Laser Wavelength, Laser Product Class, Beam Divergence ở 3.2 nằm trong mục LASER trang 2; multi-sensor phase lock ở mục Additional Programmability trang 3. PDF gốc có tám trang; trang 4–8 là kích thước, phụ kiện và sơ đồ đấu dây, không liên quan tới thông số tuần này nên không đưa vào.</w:t>
+      </w:r>
+    </w:p>
+    <w:p>
+      <w:pPr>
+        <w:spacing w:after="60" w:before="60"/>
+        <w:jc w:val="center"/>
+      </w:pPr>
+      <w:r>
+        <w:drawing>
+          <wp:inline distT="0" distB="0" distL="0" distR="0">
+            <wp:extent cx="6267450" cy="8115300"/>
+            <wp:effectExtent t="0" r="0" b="0" l="0"/>
+            <wp:docPr id="1" name="" descr="" title=""/>
+            <wp:cNvGraphicFramePr>
+              <a:graphicFrameLocks xmlns:a="http://schemas.openxmlformats.org/drawingml/2006/main" noChangeAspect="1"/>
+            </wp:cNvGraphicFramePr>
+            <a:graphic xmlns:a="http://schemas.openxmlformats.org/drawingml/2006/main">
+              <a:graphicData uri="http://schemas.openxmlformats.org/drawingml/2006/picture">
+                <pic:pic xmlns:pic="http://schemas.openxmlformats.org/drawingml/2006/picture">
+                  <pic:nvPicPr>
+                    <pic:cNvPr id="0" name="" descr=""/>
+                    <pic:cNvPicPr>
+                      <a:picLocks noChangeAspect="1" noChangeArrowheads="1"/>
+                    </pic:cNvPicPr>
+                  </pic:nvPicPr>
+                  <pic:blipFill>
+                    <a:blip r:embed="rId11" cstate="none"/>
+                    <a:srcRect/>
+                    <a:stretch>
+                      <a:fillRect/>
+                    </a:stretch>
+                  </pic:blipFill>
+                  <pic:spPr bwMode="auto">
+                    <a:xfrm>
+                      <a:off x="0" y="0"/>
+                      <a:ext cx="6267450" cy="8115300"/>
+                    </a:xfrm>
+                    <a:prstGeom prst="rect">
+                      <a:avLst/>
+                    </a:prstGeom>
+                  </pic:spPr>
+                </pic:pic>
+              </a:graphicData>
+            </a:graphic>
+          </wp:inline>
+        </w:drawing>
+      </w:r>
+    </w:p>
+    <w:p>
+      <w:pPr>
+        <w:keepNext/>
+        <w:spacing w:after="70" w:before="190"/>
+      </w:pPr>
+      <w:r>
+        <w:rPr>
+          <w:rFonts w:ascii="Arial" w:cs="Arial" w:eastAsia="Arial" w:hAnsi="Arial"/>
+          <w:b/>
+          <w:bCs/>
+          <w:color w:val="24405C"/>
+          <w:sz w:val="19"/>
+          <w:szCs w:val="19"/>
+        </w:rPr>
+        <w:t xml:space="preserve">Ouster OS1 datasheet, Rev7 / FW 3.2, trang 1: HIGHLIGHTS và OPTICAL PERFORMANCE (© Ouster, trích dẫn trong lớp học)</w:t>
+      </w:r>
+    </w:p>
+    <w:p>
+      <w:pPr>
+        <w:spacing w:after="60" w:before="60"/>
+        <w:jc w:val="center"/>
+      </w:pPr>
+      <w:r>
+        <w:drawing>
+          <wp:inline distT="0" distB="0" distL="0" distR="0">
+            <wp:extent cx="6267450" cy="8115300"/>
+            <wp:effectExtent t="0" r="0" b="0" l="0"/>
+            <wp:docPr id="1" name="" descr="" title=""/>
+            <wp:cNvGraphicFramePr>
+              <a:graphicFrameLocks xmlns:a="http://schemas.openxmlformats.org/drawingml/2006/main" noChangeAspect="1"/>
+            </wp:cNvGraphicFramePr>
+            <a:graphic xmlns:a="http://schemas.openxmlformats.org/drawingml/2006/main">
+              <a:graphicData uri="http://schemas.openxmlformats.org/drawingml/2006/picture">
+                <pic:pic xmlns:pic="http://schemas.openxmlformats.org/drawingml/2006/picture">
+                  <pic:nvPicPr>
+                    <pic:cNvPr id="0" name="" descr=""/>
+                    <pic:cNvPicPr>
+                      <a:picLocks noChangeAspect="1" noChangeArrowheads="1"/>
+                    </pic:cNvPicPr>
+                  </pic:nvPicPr>
+                  <pic:blipFill>
+                    <a:blip r:embed="rId12" cstate="none"/>
+                    <a:srcRect/>
+                    <a:stretch>
+                      <a:fillRect/>
+                    </a:stretch>
+                  </pic:blipFill>
+                  <pic:spPr bwMode="auto">
+                    <a:xfrm>
+                      <a:off x="0" y="0"/>
+                      <a:ext cx="6267450" cy="8115300"/>
+                    </a:xfrm>
+                    <a:prstGeom prst="rect">
+                      <a:avLst/>
+                    </a:prstGeom>
+                  </pic:spPr>
+                </pic:pic>
+              </a:graphicData>
+            </a:graphic>
+          </wp:inline>
+        </w:drawing>
+      </w:r>
+    </w:p>
+    <w:p>
+      <w:pPr>
+        <w:keepNext/>
+        <w:spacing w:after="70" w:before="190"/>
+      </w:pPr>
+      <w:r>
+        <w:rPr>
+          <w:rFonts w:ascii="Arial" w:cs="Arial" w:eastAsia="Arial" w:hAnsi="Arial"/>
+          <w:b/>
+          <w:bCs/>
+          <w:color w:val="24405C"/>
+          <w:sz w:val="19"/>
+          <w:szCs w:val="19"/>
+        </w:rPr>
+        <w:t xml:space="preserve">Như trên, trang 2: mục LASER nằm ở đây</w:t>
+      </w:r>
+    </w:p>
+    <w:p>
+      <w:pPr>
+        <w:spacing w:after="60" w:before="60"/>
+        <w:jc w:val="center"/>
+      </w:pPr>
+      <w:r>
+        <w:drawing>
+          <wp:inline distT="0" distB="0" distL="0" distR="0">
+            <wp:extent cx="6267450" cy="8115300"/>
+            <wp:effectExtent t="0" r="0" b="0" l="0"/>
+            <wp:docPr id="1" name="" descr="" title=""/>
+            <wp:cNvGraphicFramePr>
+              <a:graphicFrameLocks xmlns:a="http://schemas.openxmlformats.org/drawingml/2006/main" noChangeAspect="1"/>
+            </wp:cNvGraphicFramePr>
+            <a:graphic xmlns:a="http://schemas.openxmlformats.org/drawingml/2006/main">
+              <a:graphicData uri="http://schemas.openxmlformats.org/drawingml/2006/picture">
+                <pic:pic xmlns:pic="http://schemas.openxmlformats.org/drawingml/2006/picture">
+                  <pic:nvPicPr>
+                    <pic:cNvPr id="0" name="" descr=""/>
+                    <pic:cNvPicPr>
+                      <a:picLocks noChangeAspect="1" noChangeArrowheads="1"/>
+                    </pic:cNvPicPr>
+                  </pic:nvPicPr>
+                  <pic:blipFill>
+                    <a:blip r:embed="rId13" cstate="none"/>
+                    <a:srcRect/>
+                    <a:stretch>
+                      <a:fillRect/>
+                    </a:stretch>
+                  </pic:blipFill>
+                  <pic:spPr bwMode="auto">
+                    <a:xfrm>
+                      <a:off x="0" y="0"/>
+                      <a:ext cx="6267450" cy="8115300"/>
+                    </a:xfrm>
+                    <a:prstGeom prst="rect">
+                      <a:avLst/>
+                    </a:prstGeom>
+                  </pic:spPr>
+                </pic:pic>
+              </a:graphicData>
+            </a:graphic>
+          </wp:inline>
+        </w:drawing>
+      </w:r>
+    </w:p>
+    <w:p>
+      <w:pPr>
+        <w:keepNext/>
+        <w:spacing w:after="70" w:before="190"/>
+      </w:pPr>
+      <w:r>
+        <w:rPr>
+          <w:rFonts w:ascii="Arial" w:cs="Arial" w:eastAsia="Arial" w:hAnsi="Arial"/>
+          <w:b/>
+          <w:bCs/>
+          <w:color w:val="24405C"/>
+          <w:sz w:val="19"/>
+          <w:szCs w:val="19"/>
+        </w:rPr>
+        <w:t xml:space="preserve">Như trên, trang 3: Additional Programmability nằm ở đây</w:t>
+      </w:r>
+    </w:p>
+    <w:p>
+      <w:pPr>
+        <w:pStyle w:val="Heading1"/>
+        <w:keepNext/>
+        <w:pageBreakBefore/>
+        <w:spacing w:after="240" w:before="160"/>
+      </w:pPr>
+      <w:r>
+        <w:rPr>
+          <w:rFonts w:ascii="Arial" w:cs="Arial" w:eastAsia="Arial" w:hAnsi="Arial"/>
+          <w:b/>
+          <w:bCs/>
+          <w:color w:val="24405C"/>
+          <w:sz w:val="30"/>
+          <w:szCs w:val="30"/>
+        </w:rPr>
+        <w:t xml:space="preserve">Phụ lục 2 — Bảng thuật ngữ ba thứ tiếng (bổ sung tuần 5)</w:t>
       </w:r>
     </w:p>
     <w:tbl>
@@ -9453,7 +9871,7 @@
           <w:sz w:val="30"/>
           <w:szCs w:val="30"/>
         </w:rPr>
-        <w:t xml:space="preserve">Phụ lục 2 — Đáp án tham khảo</w:t>
+        <w:t xml:space="preserve">Phụ lục 3 — Đáp án tham khảo</w:t>
       </w:r>
     </w:p>
     <w:p>
@@ -9748,7 +10166,7 @@
           <w:sz w:val="30"/>
           <w:szCs w:val="30"/>
         </w:rPr>
-        <w:t xml:space="preserve">Phụ lục 3 — Tài liệu tham khảo</w:t>
+        <w:t xml:space="preserve">Phụ lục 4 — Tài liệu tham khảo</w:t>
       </w:r>
     </w:p>
     <w:p>
@@ -9768,7 +10186,7 @@
           <w:sz w:val="22"/>
           <w:szCs w:val="22"/>
         </w:rPr>
-        <w:t xml:space="preserve">Ouster OS1 datasheet, hardware Rev7 / firmware 3.2 (PDF công khai, truy cập 02-10-2026). Nguyên trang 1–3 đính ở slide cuối tiết 2.</w:t>
+        <w:t xml:space="preserve">Ouster OS1 datasheet, hardware Rev7 / firmware 3.2 (PDF công khai, truy cập 02-10-2026). Nguyên trang 1–3 có trong Phụ lục 1 mục A1-2.</w:t>
       </w:r>
     </w:p>
     <w:p>
@@ -9788,7 +10206,7 @@
           <w:sz w:val="22"/>
           <w:szCs w:val="22"/>
         </w:rPr>
-        <w:t xml:space="preserve">onsemi AR0233AT Product Preview, Rev. P2, 11/2017. Nguyên trang đính ở slide cuối tiết 1; dòng kiểu màn trập không có trong hai trang này, phải xem trang sản phẩm của onsemi.</w:t>
+        <w:t xml:space="preserve">onsemi AR0233AT Product Preview, Rev. P2, 11/2017. Nguyên trang có trong Phụ lục 1 mục A1-1; dòng kiểu màn trập không có trong hai trang này, phải xem trang sản phẩm của onsemi.</w:t>
       </w:r>
     </w:p>
     <w:p>

--- a/第五週(10-08)/Nguyên lý xe tự lái_Tuần 5_Tài liệu học tập.docx
+++ b/第五週(10-08)/Nguyên lý xe tự lái_Tuần 5_Tài liệu học tập.docx
@@ -1937,7 +1937,7 @@
                 <w:sz w:val="18"/>
                 <w:szCs w:val="18"/>
               </w:rPr>
-              <w:t xml:space="preserve">Ghi thẳng: 0,1° × 0,2°</w:t>
+              <w:t xml:space="preserve">Ghi thẳng nhưng có điều kiện: xa 0,1° × 0,2° (10 Hz)</w:t>
             </w:r>
           </w:p>
         </w:tc>
@@ -2137,6 +2137,111 @@
         <w:t xml:space="preserve"/>
       </w:r>
     </w:p>
+    <w:tbl>
+      <w:tblPr>
+        <w:tblW w:type="dxa" w:w="9360"/>
+        <w:tblBorders>
+          <w:top w:val="single" w:color="A8B2BA" w:sz="6"/>
+          <w:left w:val="none"/>
+          <w:bottom w:val="single" w:color="A8B2BA" w:sz="6"/>
+          <w:right w:val="none"/>
+          <w:insideH w:val="none"/>
+          <w:insideV w:val="none"/>
+        </w:tblBorders>
+      </w:tblPr>
+      <w:tblGrid>
+        <w:gridCol w:w="9360"/>
+      </w:tblGrid>
+      <w:tr>
+        <w:trPr>
+          <w:cantSplit/>
+        </w:trPr>
+        <w:tc>
+          <w:tcPr>
+            <w:tcW w:type="dxa" w:w="9360"/>
+            <w:shd w:fill="F6F8F9" w:color="auto" w:val="clear"/>
+            <w:tcMar>
+              <w:top w:type="dxa" w:w="140"/>
+              <w:left w:type="dxa" w:w="200"/>
+              <w:bottom w:type="dxa" w:w="140"/>
+              <w:right w:type="dxa" w:w="180"/>
+            </w:tcMar>
+          </w:tcPr>
+          <w:p>
+            <w:pPr>
+              <w:spacing w:after="90" w:line="300"/>
+            </w:pPr>
+            <w:r>
+              <w:rPr>
+                <w:rFonts w:ascii="Arial" w:cs="Arial" w:eastAsia="Arial" w:hAnsi="Arial"/>
+                <w:b/>
+                <w:bCs/>
+                <w:color w:val="24405C"/>
+                <w:sz w:val="20"/>
+                <w:szCs w:val="20"/>
+              </w:rPr>
+              <w:t xml:space="preserve">Hai điều kiện sau con số 0,1° của AT128P</w:t>
+            </w:r>
+          </w:p>
+          <w:p>
+            <w:pPr>
+              <w:spacing w:after="80" w:line="310"/>
+            </w:pPr>
+            <w:r>
+              <w:rPr>
+                <w:rFonts w:ascii="Arial" w:cs="Arial" w:eastAsia="Arial" w:hAnsi="Arial"/>
+                <w:color w:val="1B1B1B"/>
+                <w:sz w:val="20"/>
+                <w:szCs w:val="20"/>
+              </w:rPr>
+              <w:t xml:space="preserve">Dòng trong sổ tay ghi Far-field: 0,1° (10 Hz). Xa là trên 7,2 m, gần là 0,5 đến 7,2 m; hai vùng có phân giải khác nhau — xa là 0,1° ngang / 0,2° dọc, gần là 0,2° ngang / 0,8° dọc.</w:t>
+            </w:r>
+          </w:p>
+          <w:p>
+            <w:pPr>
+              <w:spacing w:after="80" w:line="310"/>
+            </w:pPr>
+            <w:r>
+              <w:rPr>
+                <w:rFonts w:ascii="Arial" w:cs="Arial" w:eastAsia="Arial" w:hAnsi="Arial"/>
+                <w:color w:val="1B1B1B"/>
+                <w:sz w:val="20"/>
+                <w:szCs w:val="20"/>
+              </w:rPr>
+              <w:t xml:space="preserve">Chú ý chiều: vùng gần lại thô hơn, chiều dọc chênh bốn lần. Vì cả 128 kênh đều đo vùng xa, nhưng chỉ 32 kênh phát thêm một lượt xung để đo vùng gần — ít kênh đo thì điểm thưa.</w:t>
+            </w:r>
+          </w:p>
+          <w:p>
+            <w:pPr>
+              <w:spacing w:after="80" w:line="310"/>
+            </w:pPr>
+            <w:r>
+              <w:rPr>
+                <w:rFonts w:ascii="Arial" w:cs="Arial" w:eastAsia="Arial" w:hAnsi="Arial"/>
+                <w:color w:val="1B1B1B"/>
+                <w:sz w:val="20"/>
+                <w:szCs w:val="20"/>
+              </w:rPr>
+              <w:t xml:space="preserve">Đây là chủ ý: trong 7,2 m là vùng ngay trước cản xe, vật vừa gần vừa to, không cần mịn đến thế; dành kênh cho vùng xa mới thấy được chiếc xe ở 150 m.</w:t>
+            </w:r>
+          </w:p>
+          <w:p>
+            <w:pPr>
+              <w:spacing w:after="0" w:line="310"/>
+            </w:pPr>
+            <w:r>
+              <w:rPr>
+                <w:rFonts w:ascii="Arial" w:cs="Arial" w:eastAsia="Arial" w:hAnsi="Arial"/>
+                <w:color w:val="1B1B1B"/>
+                <w:sz w:val="20"/>
+                <w:szCs w:val="20"/>
+              </w:rPr>
+              <w:t xml:space="preserve">Điều kiện thứ hai là (10 Hz): đổi sang 20 Hz thì ngang từ 0,1° thành 0,2°. Các phép tính số điểm ở 40 m và 150 m trong tài liệu này đều dùng bộ xa, 10 Hz.</w:t>
+            </w:r>
+          </w:p>
+        </w:tc>
+      </w:tr>
+    </w:tbl>
     <w:p>
       <w:pPr>
         <w:widowControl/>

--- a/第五週(10-08)/Nguyên lý xe tự lái_Tuần 5_Tài liệu học tập.docx
+++ b/第五週(10-08)/Nguyên lý xe tự lái_Tuần 5_Tài liệu học tập.docx
@@ -2227,7 +2227,7 @@
           </w:p>
           <w:p>
             <w:pPr>
-              <w:spacing w:after="0" w:line="310"/>
+              <w:spacing w:after="80" w:line="310"/>
             </w:pPr>
             <w:r>
               <w:rPr>
@@ -2237,6 +2237,34 @@
                 <w:szCs w:val="20"/>
               </w:rPr>
               <w:t xml:space="preserve">Điều kiện thứ hai là (10 Hz): đổi sang 20 Hz thì ngang từ 0,1° thành 0,2°. Các phép tính số điểm ở 40 m và 150 m trong tài liệu này đều dùng bộ xa, 10 Hz.</w:t>
+            </w:r>
+          </w:p>
+          <w:p>
+            <w:pPr>
+              <w:spacing w:after="80" w:line="310"/>
+            </w:pPr>
+            <w:r>
+              <w:rPr>
+                <w:rFonts w:ascii="Arial" w:cs="Arial" w:eastAsia="Arial" w:hAnsi="Arial"/>
+                <w:color w:val="1B1B1B"/>
+                <w:sz w:val="20"/>
+                <w:szCs w:val="20"/>
+              </w:rPr>
+              <w:t xml:space="preserve">Còn OS1 thì sao? Không chia vùng xa/gần — bảng của nó chỉ có một dòng Vertical Resolution và một dòng Horizontal Resolution, từ 0,5 m đến 90 m đều cùng một phân giải góc. Khác nhau ở kiến trúc: OS1 quay, 64 cặp laser và bộ thu gắn trên đầu quay, mỗi cặp phát một lần ở mỗi bước góc, nên mọi cự ly dùng chung một lưới góc. Chia vùng xa/gần không phải quy luật chung của lidar mà là hệ quả của thiết kế kiểu AT128.</w:t>
+            </w:r>
+          </w:p>
+          <w:p>
+            <w:pPr>
+              <w:spacing w:after="0" w:line="310"/>
+            </w:pPr>
+            <w:r>
+              <w:rPr>
+                <w:rFonts w:ascii="Arial" w:cs="Arial" w:eastAsia="Arial" w:hAnsi="Arial"/>
+                <w:color w:val="1B1B1B"/>
+                <w:sz w:val="20"/>
+                <w:szCs w:val="20"/>
+              </w:rPr>
+              <w:t xml:space="preserve">Nhưng «vùng gần có luật riêng» thì máy nào cũng có: dòng đó tên là Minimum Range, OS1 mặc định 0,5 m (đặt được 0,3 hoặc 0), điểm gần hơn thì không báo về. Dòng đó quản «đo được hay không», không phải «đo mịn đến đâu» — khác với chuyện vùng xa/gần.</w:t>
             </w:r>
           </w:p>
         </w:tc>

--- a/第五週(10-08)/Nguyên lý xe tự lái_Tuần 5_Tài liệu học tập.docx
+++ b/第五週(10-08)/Nguyên lý xe tự lái_Tuần 5_Tài liệu học tập.docx
@@ -2209,6 +2209,48 @@
                 <w:szCs w:val="20"/>
               </w:rPr>
               <w:t xml:space="preserve">Chú ý chiều: vùng gần lại thô hơn, chiều dọc chênh bốn lần. Vì cả 128 kênh đều đo vùng xa, nhưng chỉ 32 kênh phát thêm một lượt xung để đo vùng gần — ít kênh đo thì điểm thưa.</w:t>
+            </w:r>
+          </w:p>
+          <w:p>
+            <w:pPr>
+              <w:spacing w:after="80" w:line="310"/>
+            </w:pPr>
+            <w:r>
+              <w:rPr>
+                <w:rFonts w:ascii="Arial" w:cs="Arial" w:eastAsia="Arial" w:hAnsi="Arial"/>
+                <w:color w:val="1B1B1B"/>
+                <w:sz w:val="20"/>
+                <w:szCs w:val="20"/>
+              </w:rPr>
+              <w:t xml:space="preserve">Vẫn là những kênh đó dùng cho cả hai, nhưng không phải cùng một lần phát. Sổ tay ghi rõ: cả 128 kênh đều phát xung đo vùng xa; riêng 32 kênh «near-field-enabled» phát thêm một lượt xung chỉ đo vùng gần, và thời điểm lệch với lần phát xa của chính kênh đó. Vậy các kênh dùng cho vùng gần là tập con của 128 kênh vùng xa; mỗi kênh như vậy phát hai lần trong một khung hình.</w:t>
+            </w:r>
+          </w:p>
+          <w:p>
+            <w:pPr>
+              <w:spacing w:after="80" w:line="310"/>
+            </w:pPr>
+            <w:r>
+              <w:rPr>
+                <w:rFonts w:ascii="Arial" w:cs="Arial" w:eastAsia="Arial" w:hAnsi="Arial"/>
+                <w:color w:val="1B1B1B"/>
+                <w:sz w:val="20"/>
+                <w:szCs w:val="20"/>
+              </w:rPr>
+              <w:t xml:space="preserve">Vì sao phải phát hai lần? Chú thích ① của sổ tay nói rõ: phạm vi đo bị «giới hạn bởi thời gian bay được phân bổ cho mỗi kênh». 7,2 m đi về chỉ mất 48 ns, còn 260 m đi về mất 1,73 µs — chênh hơn ba mươi lần, không nhét chung một cửa sổ thời gian được, nên phải phát riêng.</w:t>
+            </w:r>
+          </w:p>
+          <w:p>
+            <w:pPr>
+              <w:spacing w:after="80" w:line="310"/>
+            </w:pPr>
+            <w:r>
+              <w:rPr>
+                <w:rFonts w:ascii="Arial" w:cs="Arial" w:eastAsia="Arial" w:hAnsi="Arial"/>
+                <w:color w:val="1B1B1B"/>
+                <w:sz w:val="20"/>
+                <w:szCs w:val="20"/>
+              </w:rPr>
+              <w:t xml:space="preserve">Có thể tự kiểm tra: dọc 0,8° ÷ 0,2° = 4 lần, đúng bằng 128 kênh ÷ 32 kênh; ngang 0,2° ÷ 0,1° = 2 lần, vì lượt quét gần chỉ có mật độ góc bằng một nửa lượt xa. Trong một khung, một kênh gần phát 1200 lần cho vùng xa cộng 600 lần cho vùng gần.</w:t>
             </w:r>
           </w:p>
           <w:p>

--- a/第五週(10-08)/Nguyên lý xe tự lái_Tuần 5_Tài liệu học tập.docx
+++ b/第五週(10-08)/Nguyên lý xe tự lái_Tuần 5_Tài liệu học tập.docx
@@ -4027,6 +4027,97 @@
         <w:t xml:space="preserve">Bảng thông số camera không có dòng «góc nhìn»</w:t>
       </w:r>
     </w:p>
+    <w:tbl>
+      <w:tblPr>
+        <w:tblW w:type="dxa" w:w="9360"/>
+        <w:tblBorders>
+          <w:top w:val="single" w:color="A8B2BA" w:sz="6"/>
+          <w:left w:val="none"/>
+          <w:bottom w:val="single" w:color="A8B2BA" w:sz="6"/>
+          <w:right w:val="none"/>
+          <w:insideH w:val="none"/>
+          <w:insideV w:val="none"/>
+        </w:tblBorders>
+      </w:tblPr>
+      <w:tblGrid>
+        <w:gridCol w:w="9360"/>
+      </w:tblGrid>
+      <w:tr>
+        <w:trPr>
+          <w:cantSplit/>
+        </w:trPr>
+        <w:tc>
+          <w:tcPr>
+            <w:tcW w:type="dxa" w:w="9360"/>
+            <w:shd w:fill="F6F8F9" w:color="auto" w:val="clear"/>
+            <w:tcMar>
+              <w:top w:type="dxa" w:w="140"/>
+              <w:left w:type="dxa" w:w="200"/>
+              <w:bottom w:type="dxa" w:w="140"/>
+              <w:right w:type="dxa" w:w="180"/>
+            </w:tcMar>
+          </w:tcPr>
+          <w:p>
+            <w:pPr>
+              <w:spacing w:after="90" w:line="300"/>
+            </w:pPr>
+            <w:r>
+              <w:rPr>
+                <w:rFonts w:ascii="Arial" w:cs="Arial" w:eastAsia="Arial" w:hAnsi="Arial"/>
+                <w:b/>
+                <w:bCs/>
+                <w:color w:val="24405C"/>
+                <w:sz w:val="20"/>
+                <w:szCs w:val="20"/>
+              </w:rPr>
+              <w:t xml:space="preserve">onsemi và AR0233AT là gì</w:t>
+            </w:r>
+          </w:p>
+          <w:p>
+            <w:pPr>
+              <w:spacing w:after="80" w:line="310"/>
+            </w:pPr>
+            <w:r>
+              <w:rPr>
+                <w:rFonts w:ascii="Arial" w:cs="Arial" w:eastAsia="Arial" w:hAnsi="Arial"/>
+                <w:color w:val="1B1B1B"/>
+                <w:sz w:val="20"/>
+                <w:szCs w:val="20"/>
+              </w:rPr>
+              <w:t xml:space="preserve">onsemi là công ty bán dẫn Mỹ, trước đây tên ON Semiconductor, năm 2021 đổi sang cách viết thường như hiện nay. Mảng cảm biến ảnh của họ đến từ việc mua lại Aptina năm 2014 — vì vậy mã sản phẩm mới bắt đầu bằng AR, đó là mã dòng sản phẩm Aptina để lại. Trong mảng cảm biến ảnh ô tô, ba hãng hay gặp nhất là onsemi, Sony và OmniVision.</w:t>
+            </w:r>
+          </w:p>
+          <w:p>
+            <w:pPr>
+              <w:spacing w:after="80" w:line="310"/>
+            </w:pPr>
+            <w:r>
+              <w:rPr>
+                <w:rFonts w:ascii="Arial" w:cs="Arial" w:eastAsia="Arial" w:hAnsi="Arial"/>
+                <w:color w:val="1B1B1B"/>
+                <w:sz w:val="20"/>
+                <w:szCs w:val="20"/>
+              </w:rPr>
+              <w:t xml:space="preserve">Đuôi AT trong mã: các mã dành cho ô tô của onsemi thường kết thúc bằng AT (AR0233AT, AR0234AT); bản không phải xe hơi của cùng con chip dùng đuôi khác (ví dụ AR0234CS). Thấy AT thì biết nó nhắm vào ô tô.</w:t>
+            </w:r>
+          </w:p>
+          <w:p>
+            <w:pPr>
+              <w:spacing w:after="0" w:line="310"/>
+            </w:pPr>
+            <w:r>
+              <w:rPr>
+                <w:rFonts w:ascii="Arial" w:cs="Arial" w:eastAsia="Arial" w:hAnsi="Arial"/>
+                <w:color w:val="1B1B1B"/>
+                <w:sz w:val="20"/>
+                <w:szCs w:val="20"/>
+              </w:rPr>
+              <w:t xml:space="preserve">Câu quan trọng nhất: onsemi bán «con chip», không bán «camera». Thứ họ giao là một con chip cảm quang vuông vức, ống kính bạn tự lắp — đó chính là đáp án của câu hỏi bên dưới.</w:t>
+            </w:r>
+          </w:p>
+        </w:tc>
+      </w:tr>
+    </w:tbl>
     <w:p>
       <w:pPr>
         <w:widowControl/>

--- a/第五週(10-08)/Nguyên lý xe tự lái_Tuần 5_Tài liệu học tập.docx
+++ b/第五週(10-08)/Nguyên lý xe tự lái_Tuần 5_Tài liệu học tập.docx
@@ -8061,7 +8061,7 @@
           <w:sz w:val="22"/>
           <w:szCs w:val="22"/>
         </w:rPr>
-        <w:t xml:space="preserve">Năm trang dưới đây được chuyển thẳng từ PDF chính thức, không cắt xén cũng không sửa. Mọi dòng nhắc tới ở phần chính đều tìm được nguyên văn ở đây. Nên đọc đối chiếu: phần chính nói «dòng này trả lời câu hỏi gì», còn đây mới là chữ hãng thật sự in ra.</w:t>
+        <w:t xml:space="preserve">Bảy trang dưới đây được chuyển thẳng từ tài liệu chính thức, không cắt xén cũng không sửa. Mỗi model thật một bộ: camera, lidar quay, lidar cố định. Mọi dòng nhắc tới ở phần chính đều tìm được nguyên văn ở đây. Nên đọc đối chiếu: phần chính nói «dòng này trả lời câu hỏi gì», còn đây mới là chữ hãng thật sự in ra.</w:t>
       </w:r>
     </w:p>
     <w:p>
@@ -8445,6 +8445,166 @@
           <w:szCs w:val="19"/>
         </w:rPr>
         <w:t xml:space="preserve">Như trên, trang 3: Additional Programmability nằm ở đây</w:t>
+      </w:r>
+    </w:p>
+    <w:p>
+      <w:pPr>
+        <w:pStyle w:val="Heading2"/>
+        <w:keepNext/>
+        <w:spacing w:after="130" w:before="300"/>
+      </w:pPr>
+      <w:r>
+        <w:rPr>
+          <w:rFonts w:ascii="Arial" w:cs="Arial" w:eastAsia="Arial" w:hAnsi="Arial"/>
+          <w:b/>
+          <w:bCs/>
+          <w:color w:val="24405C"/>
+          <w:sz w:val="24"/>
+          <w:szCs w:val="24"/>
+        </w:rPr>
+        <w:t xml:space="preserve">A1-3 Hesai AT128P (hai trang thông số)</w:t>
+      </w:r>
+    </w:p>
+    <w:p>
+      <w:pPr>
+        <w:widowControl/>
+        <w:spacing w:after="100" w:before="0" w:line="312"/>
+        <w:ind w:left="0" w:firstLine="0"/>
+      </w:pPr>
+      <w:r>
+        <w:rPr>
+          <w:rFonts w:ascii="Arial" w:cs="Arial" w:eastAsia="Arial" w:hAnsi="Arial"/>
+          <w:color w:val="1B1B1B"/>
+          <w:sz w:val="22"/>
+          <w:szCs w:val="22"/>
+        </w:rPr>
+        <w:t xml:space="preserve">Number of channels, Horizontal/Vertical FOV và phân giải góc có hai điều kiện mà phần 3.1 dùng để so sánh hai loại lidar đều nằm ở §1.5 Specifications trang 13. Trang 15 là phần chú thích của cùng mục đó: chú ② chính là định nghĩa vùng xa/gần (xa &gt;7,2 m, gần 0,5–7,2 m), chú ① nói phạm vi đo do thời gian bay phân bổ cho mỗi kênh quyết định, chú ⑥ liệt kê cách tính số điểm mỗi giây (1200 × 128 × 10 = 1.536.000). Đây là sổ tay sử dụng, không phải datasheet — cùng một hãng, hai loại tài liệu, định dạng khác hẳn.</w:t>
+      </w:r>
+    </w:p>
+    <w:p>
+      <w:pPr>
+        <w:spacing w:after="60" w:before="60"/>
+        <w:jc w:val="center"/>
+      </w:pPr>
+      <w:r>
+        <w:drawing>
+          <wp:inline distT="0" distB="0" distL="0" distR="0">
+            <wp:extent cx="6267450" cy="4429125"/>
+            <wp:effectExtent t="0" r="0" b="0" l="0"/>
+            <wp:docPr id="1" name="" descr="" title=""/>
+            <wp:cNvGraphicFramePr>
+              <a:graphicFrameLocks xmlns:a="http://schemas.openxmlformats.org/drawingml/2006/main" noChangeAspect="1"/>
+            </wp:cNvGraphicFramePr>
+            <a:graphic xmlns:a="http://schemas.openxmlformats.org/drawingml/2006/main">
+              <a:graphicData uri="http://schemas.openxmlformats.org/drawingml/2006/picture">
+                <pic:pic xmlns:pic="http://schemas.openxmlformats.org/drawingml/2006/picture">
+                  <pic:nvPicPr>
+                    <pic:cNvPr id="0" name="" descr=""/>
+                    <pic:cNvPicPr>
+                      <a:picLocks noChangeAspect="1" noChangeArrowheads="1"/>
+                    </pic:cNvPicPr>
+                  </pic:nvPicPr>
+                  <pic:blipFill>
+                    <a:blip r:embed="rId14" cstate="none"/>
+                    <a:srcRect/>
+                    <a:stretch>
+                      <a:fillRect/>
+                    </a:stretch>
+                  </pic:blipFill>
+                  <pic:spPr bwMode="auto">
+                    <a:xfrm>
+                      <a:off x="0" y="0"/>
+                      <a:ext cx="6267450" cy="4429125"/>
+                    </a:xfrm>
+                    <a:prstGeom prst="rect">
+                      <a:avLst/>
+                    </a:prstGeom>
+                  </pic:spPr>
+                </pic:pic>
+              </a:graphicData>
+            </a:graphic>
+          </wp:inline>
+        </w:drawing>
+      </w:r>
+    </w:p>
+    <w:p>
+      <w:pPr>
+        <w:keepNext/>
+        <w:spacing w:after="70" w:before="190"/>
+      </w:pPr>
+      <w:r>
+        <w:rPr>
+          <w:rFonts w:ascii="Arial" w:cs="Arial" w:eastAsia="Arial" w:hAnsi="Arial"/>
+          <w:b/>
+          <w:bCs/>
+          <w:color w:val="24405C"/>
+          <w:sz w:val="19"/>
+          <w:szCs w:val="19"/>
+        </w:rPr>
+        <w:t xml:space="preserve">Hesai AT128P User Manual A02 (en-250410), trang 13: §1.5 Specifications (© Hesai, trích dẫn trong lớp học)</w:t>
+      </w:r>
+    </w:p>
+    <w:p>
+      <w:pPr>
+        <w:spacing w:after="60" w:before="60"/>
+        <w:jc w:val="center"/>
+      </w:pPr>
+      <w:r>
+        <w:drawing>
+          <wp:inline distT="0" distB="0" distL="0" distR="0">
+            <wp:extent cx="6267450" cy="4429125"/>
+            <wp:effectExtent t="0" r="0" b="0" l="0"/>
+            <wp:docPr id="1" name="" descr="" title=""/>
+            <wp:cNvGraphicFramePr>
+              <a:graphicFrameLocks xmlns:a="http://schemas.openxmlformats.org/drawingml/2006/main" noChangeAspect="1"/>
+            </wp:cNvGraphicFramePr>
+            <a:graphic xmlns:a="http://schemas.openxmlformats.org/drawingml/2006/main">
+              <a:graphicData uri="http://schemas.openxmlformats.org/drawingml/2006/picture">
+                <pic:pic xmlns:pic="http://schemas.openxmlformats.org/drawingml/2006/picture">
+                  <pic:nvPicPr>
+                    <pic:cNvPr id="0" name="" descr=""/>
+                    <pic:cNvPicPr>
+                      <a:picLocks noChangeAspect="1" noChangeArrowheads="1"/>
+                    </pic:cNvPicPr>
+                  </pic:nvPicPr>
+                  <pic:blipFill>
+                    <a:blip r:embed="rId15" cstate="none"/>
+                    <a:srcRect/>
+                    <a:stretch>
+                      <a:fillRect/>
+                    </a:stretch>
+                  </pic:blipFill>
+                  <pic:spPr bwMode="auto">
+                    <a:xfrm>
+                      <a:off x="0" y="0"/>
+                      <a:ext cx="6267450" cy="4429125"/>
+                    </a:xfrm>
+                    <a:prstGeom prst="rect">
+                      <a:avLst/>
+                    </a:prstGeom>
+                  </pic:spPr>
+                </pic:pic>
+              </a:graphicData>
+            </a:graphic>
+          </wp:inline>
+        </w:drawing>
+      </w:r>
+    </w:p>
+    <w:p>
+      <w:pPr>
+        <w:keepNext/>
+        <w:spacing w:after="70" w:before="190"/>
+      </w:pPr>
+      <w:r>
+        <w:rPr>
+          <w:rFonts w:ascii="Arial" w:cs="Arial" w:eastAsia="Arial" w:hAnsi="Arial"/>
+          <w:b/>
+          <w:bCs/>
+          <w:color w:val="24405C"/>
+          <w:sz w:val="19"/>
+          <w:szCs w:val="19"/>
+        </w:rPr>
+        <w:t xml:space="preserve">Như trên, trang 15: chú thích cho thông số; định nghĩa vùng xa/gần ở chú ②</w:t>
       </w:r>
     </w:p>
     <w:p>

--- a/第五週(10-08)/Nguyên lý xe tự lái_Tuần 5_Tài liệu học tập.docx
+++ b/第五週(10-08)/Nguyên lý xe tự lái_Tuần 5_Tài liệu học tập.docx
@@ -4496,7 +4496,7 @@
           <w:sz w:val="22"/>
           <w:szCs w:val="22"/>
         </w:rPr>
-        <w:t xml:space="preserve">Trang sản phẩm của AR0233AT ghi electronic rolling shutter. Cách khắc phục là đọc nhanh hơn. 60 hình mỗi giây nghĩa là cả tấm phải đọc xong trong 16,7 ms — chỉ bằng một nửa so với 33 ms của 30 hình/giây, nên cùng một chiếc xe chạy qua thì mức méo cũng giảm khoảng một nửa. Vậy dòng «60 fps» ngoài tính tức thời còn cho ta giới hạn trên của méo: fps càng cao thì chênh lệch thời gian từ hàng đầu đến hàng cuối chắc chắn càng ngắn.</w:t>
+        <w:t xml:space="preserve">Tên dòng này trên bảng chính là Shutter Type (có hãng chỉ ghi Shutter). Lưu ý: hai trang Product Preview ở Phụ lục 1 mục A1-1 **không có dòng này** — lật nát cũng không thấy; chữ electronic rolling shutter của AR0233AT nằm trên trang sản phẩm của onsemi, và Bàn đọc thông số đã bổ sung sẵn vào bảng. Cách khắc phục là đọc nhanh hơn. 60 hình mỗi giây nghĩa là cả tấm phải đọc xong trong 16,7 ms — chỉ bằng một nửa so với 33 ms của 30 hình/giây, nên cùng một chiếc xe chạy qua thì mức méo cũng giảm khoảng một nửa. Vậy dòng «60 fps» ngoài tính tức thời còn cho ta giới hạn trên của méo: fps càng cao thì chênh lệch thời gian từ hàng đầu đến hàng cuối chắc chắn càng ngắn.</w:t>
       </w:r>
     </w:p>
     <w:p>
@@ -4548,6 +4548,83 @@
         <w:t xml:space="preserve">Giữa trưa ra khỏi đường hầm: trong hầm tối, ngoài hầm chói, độ sáng chênh nhau hơn một vạn lần. Nếu dải tương phản động của camera không đủ, nó chỉ chọn được một bên — hoặc rõ trong hầm và ngoài trắng xoá, hoặc rõ ngoài hầm và trong đen kịt. Nếu trong vùng trắng hay đen đó có một chiếc xe đỗ bên đường thì bạn không thấy nó. Đây là một trong những nguyên nhân tai nạn có thật.</w:t>
       </w:r>
     </w:p>
+    <w:tbl>
+      <w:tblPr>
+        <w:tblW w:type="dxa" w:w="9360"/>
+        <w:tblBorders>
+          <w:top w:val="single" w:color="A8B2BA" w:sz="6"/>
+          <w:left w:val="none"/>
+          <w:bottom w:val="single" w:color="A8B2BA" w:sz="6"/>
+          <w:right w:val="none"/>
+          <w:insideH w:val="none"/>
+          <w:insideV w:val="none"/>
+        </w:tblBorders>
+      </w:tblPr>
+      <w:tblGrid>
+        <w:gridCol w:w="9360"/>
+      </w:tblGrid>
+      <w:tr>
+        <w:trPr>
+          <w:cantSplit/>
+        </w:trPr>
+        <w:tc>
+          <w:tcPr>
+            <w:tcW w:type="dxa" w:w="9360"/>
+            <w:shd w:fill="F6F8F9" w:color="auto" w:val="clear"/>
+            <w:tcMar>
+              <w:top w:type="dxa" w:w="140"/>
+              <w:left w:type="dxa" w:w="200"/>
+              <w:bottom w:type="dxa" w:w="140"/>
+              <w:right w:type="dxa" w:w="180"/>
+            </w:tcMar>
+          </w:tcPr>
+          <w:p>
+            <w:pPr>
+              <w:spacing w:after="90" w:line="300"/>
+            </w:pPr>
+            <w:r>
+              <w:rPr>
+                <w:rFonts w:ascii="Arial" w:cs="Arial" w:eastAsia="Arial" w:hAnsi="Arial"/>
+                <w:b/>
+                <w:bCs/>
+                <w:color w:val="24405C"/>
+                <w:sz w:val="20"/>
+                <w:szCs w:val="20"/>
+              </w:rPr>
+              <w:t xml:space="preserve">Muốn xem ví dụ thật? Hai video</w:t>
+            </w:r>
+          </w:p>
+          <w:p>
+            <w:pPr>
+              <w:spacing w:after="80" w:line="310"/>
+            </w:pPr>
+            <w:r>
+              <w:rPr>
+                <w:rFonts w:ascii="Arial" w:cs="Arial" w:eastAsia="Arial" w:hAnsi="Arial"/>
+                <w:color w:val="1B1B1B"/>
+                <w:sz w:val="20"/>
+                <w:szCs w:val="20"/>
+              </w:rPr>
+              <w:t xml:space="preserve">Video đối chiếu chính thức của Sony, 32 giây: youtu.be/YmEH8z1JWgc. Màn hình chia trên dưới, trên là màn trập toàn cục (global shutter), dưới là màn trập cuốn, cùng một chiếc trực thăng, cùng một thời điểm. Chỉ cần nhìn hai cánh quạt chính: trên thì thẳng, dưới cong như quả chuối, cánh quạt đuôi méo hẳn.</w:t>
+            </w:r>
+          </w:p>
+          <w:p>
+            <w:pPr>
+              <w:spacing w:after="0" w:line="310"/>
+            </w:pPr>
+            <w:r>
+              <w:rPr>
+                <w:rFonts w:ascii="Arial" w:cs="Arial" w:eastAsia="Arial" w:hAnsi="Arial"/>
+                <w:color w:val="1B1B1B"/>
+                <w:sz w:val="20"/>
+                <w:szCs w:val="20"/>
+              </w:rPr>
+              <w:t xml:space="preserve">Muốn xem đầy đủ hơn: Smarter Every Day tập 172 «Why Do Cameras Do This? Rolling Shutter Explained», khoảng 7 phút: youtu.be/dNVtMmLlnoE. Có ba ví dụ: cánh quạt, con quay fidget, dây đàn ghita; tiếng Anh, có phụ đề. Trên lớp không chiếu, ai thích thì tự xem.</w:t>
+            </w:r>
+          </w:p>
+        </w:tc>
+      </w:tr>
+    </w:tbl>
     <w:tbl>
       <w:tblPr>
         <w:tblW w:type="dxa" w:w="9360"/>

--- a/第五週(10-08)/Nguyên lý xe tự lái_Tuần 5_Tài liệu học tập.docx
+++ b/第五週(10-08)/Nguyên lý xe tự lái_Tuần 5_Tài liệu học tập.docx
@@ -1971,7 +1971,7 @@
                 <w:sz w:val="18"/>
                 <w:szCs w:val="18"/>
               </w:rPr>
-              <w:t xml:space="preserve">Người đi bộ ở 40 m</w:t>
+              <w:t xml:space="preserve">Xe máy ở 40 m</w:t>
             </w:r>
           </w:p>
         </w:tc>
@@ -2325,7 +2325,7 @@
           <w:sz w:val="22"/>
           <w:szCs w:val="22"/>
         </w:rPr>
-        <w:t xml:space="preserve">Hãy nhìn hai dòng cuối: OS1 có nhiều điểm mỗi giây hơn, nhưng trên người đi bộ ở 40 m chỉ có 9 điểm, còn AT128P có 121 điểm — chênh 13 lần. Lý do: OS1 rải điểm khắp 360°, AT128P chỉ rải trong 120°.</w:t>
+        <w:t xml:space="preserve">Hãy nhìn hai dòng cuối: OS1 có nhiều điểm mỗi giây hơn, nhưng trên xe máy ở 40 m chỉ có 9 điểm, còn AT128P có 121 điểm — chênh 13 lần. Lý do: OS1 rải điểm khắp 360°, AT128P chỉ rải trong 120°.</w:t>
       </w:r>
     </w:p>
     <w:tbl>
@@ -7907,7 +7907,7 @@
           <w:sz w:val="22"/>
           <w:szCs w:val="22"/>
         </w:rPr>
-        <w:t xml:space="preserve">OS1 có 2,62 triệu điểm/giây, AT128P có 1,5 triệu. Vì sao trên người đi bộ ở 40 m, AT128P lại nhiều điểm hơn 13 lần?</w:t>
+        <w:t xml:space="preserve">OS1 có 2,62 triệu điểm/giây, AT128P có 1,5 triệu. Vì sao trên xe máy ở 40 m, AT128P lại nhiều điểm hơn 13 lần?</w:t>
       </w:r>
     </w:p>
     <w:p>

--- a/第五週(10-08)/Nguyên lý xe tự lái_Tuần 5_Tài liệu học tập.docx
+++ b/第五週(10-08)/Nguyên lý xe tự lái_Tuần 5_Tài liệu học tập.docx
@@ -4725,6 +4725,83 @@
                 <w:szCs w:val="20"/>
               </w:rPr>
               <w:t xml:space="preserve">Dải tương phản động của cảm biến = 20 × log₁₀(điện tích đầy giếng ÷ nền nhiễu).</w:t>
+            </w:r>
+          </w:p>
+        </w:tc>
+      </w:tr>
+    </w:tbl>
+    <w:tbl>
+      <w:tblPr>
+        <w:tblW w:type="dxa" w:w="9360"/>
+        <w:tblBorders>
+          <w:top w:val="single" w:color="A8B2BA" w:sz="6"/>
+          <w:left w:val="none"/>
+          <w:bottom w:val="single" w:color="A8B2BA" w:sz="6"/>
+          <w:right w:val="none"/>
+          <w:insideH w:val="none"/>
+          <w:insideV w:val="none"/>
+        </w:tblBorders>
+      </w:tblPr>
+      <w:tblGrid>
+        <w:gridCol w:w="9360"/>
+      </w:tblGrid>
+      <w:tr>
+        <w:trPr>
+          <w:cantSplit/>
+        </w:trPr>
+        <w:tc>
+          <w:tcPr>
+            <w:tcW w:type="dxa" w:w="9360"/>
+            <w:shd w:fill="F6F8F9" w:color="auto" w:val="clear"/>
+            <w:tcMar>
+              <w:top w:type="dxa" w:w="140"/>
+              <w:left w:type="dxa" w:w="200"/>
+              <w:bottom w:type="dxa" w:w="140"/>
+              <w:right w:type="dxa" w:w="180"/>
+            </w:tcMar>
+          </w:tcPr>
+          <w:p>
+            <w:pPr>
+              <w:spacing w:after="90" w:line="300"/>
+            </w:pPr>
+            <w:r>
+              <w:rPr>
+                <w:rFonts w:ascii="Arial" w:cs="Arial" w:eastAsia="Arial" w:hAnsi="Arial"/>
+                <w:b/>
+                <w:bCs/>
+                <w:color w:val="24405C"/>
+                <w:sz w:val="20"/>
+                <w:szCs w:val="20"/>
+              </w:rPr>
+              <w:t xml:space="preserve">Muốn xem 140 dB ra khỏi hầm thật?</w:t>
+            </w:r>
+          </w:p>
+          <w:p>
+            <w:pPr>
+              <w:spacing w:after="80" w:line="310"/>
+            </w:pPr>
+            <w:r>
+              <w:rPr>
+                <w:rFonts w:ascii="Arial" w:cs="Arial" w:eastAsia="Arial" w:hAnsi="Arial"/>
+                <w:color w:val="1B1B1B"/>
+                <w:sz w:val="20"/>
+                <w:szCs w:val="20"/>
+              </w:rPr>
+              <w:t xml:space="preserve">e-con Systems quay thật bằng camera ô tô của họ, 60 giây: youtu.be/iAdlvfHqxPg. Chỉ xem đoạn 0:14 đến 0:40. 0:14 xe trong hầm, tường và dãy đèn trần vẫn nhìn rõ; 0:30 ra khỏi hầm, chỉ trong một giây khung hình có cả hai cực — hai bên vẫn là tường hầm tối, phía trước đã là nắng, cây, nhà ngoài hầm, cả hai đều thấy được.</w:t>
+            </w:r>
+          </w:p>
+          <w:p>
+            <w:pPr>
+              <w:spacing w:after="0" w:line="310"/>
+            </w:pPr>
+            <w:r>
+              <w:rPr>
+                <w:rFonts w:ascii="Arial" w:cs="Arial" w:eastAsia="Arial" w:hAnsi="Arial"/>
+                <w:color w:val="1B1B1B"/>
+                <w:sz w:val="20"/>
+                <w:szCs w:val="20"/>
+              </w:rPr>
+              <w:t xml:space="preserve">Chữ trên màn hình ghi 140dB HDR, đúng con số của AR0233AT. Lưu ý video chỉ có một camera, không có camera dải tương phản kém đặt cạnh để so — «không đủ thì sao» phải xem hai tình huống mô tả ở đoạn trên.</w:t>
             </w:r>
           </w:p>
         </w:tc>
@@ -6337,9 +6414,130 @@
           <w:sz w:val="22"/>
           <w:szCs w:val="22"/>
         </w:rPr>
-        <w:t xml:space="preserve">Có hai loại. Tham số trong (intrinsic) nói về chuyện bên trong bản thân cảm biến: ống kính méo bao nhiêu, tâm ảnh nằm ở điểm ảnh nào. Tham số ngoài (extrinsic) nói về quan hệ giữa các cảm biến: lidar gắn trên nóc, camera gắn sau kính chắn gió, cách nhau 60 cm, lệch nhau 3 độ.</w:t>
-      </w:r>
-    </w:p>
+        <w:t xml:space="preserve">Có hai loại, và có thứ tự. Camera chụp được một người, ở bên phải khung hình; xe phải hỏi hai câu. Câu một: vị trí này trên khung hình là hướng nào trước mặt camera? Trả lời câu này cần tham số trong (intrinsic) — ống kính méo bao nhiêu, tâm ảnh nằm ở điểm ảnh nào. Câu hai: bản thân camera được gắn theo hướng nào? Trả lời câu này cần tham số ngoài (extrinsic). Trả được cả hai mới biết người đó ở hướng nào so với xe.</w:t>
+      </w:r>
+    </w:p>
+    <w:p>
+      <w:pPr>
+        <w:widowControl/>
+        <w:spacing w:after="100" w:before="0" w:line="312"/>
+        <w:ind w:left="0" w:firstLine="0"/>
+      </w:pPr>
+      <w:r>
+        <w:rPr>
+          <w:rFonts w:ascii="Arial" w:cs="Arial" w:eastAsia="Arial" w:hAnsi="Arial"/>
+          <w:color w:val="1B1B1B"/>
+          <w:sz w:val="22"/>
+          <w:szCs w:val="22"/>
+        </w:rPr>
+        <w:t xml:space="preserve">Không đổi thứ tự được: câu một sai thì câu hai chắc chắn sai theo. Vì khi đo tham số ngoài, cái dùng chính là ảnh camera chụp; ảnh đã méo thì góc đo ra cũng méo. Nên hiệu chuẩn tham số trong trước, tham số ngoài sau.</w:t>
+      </w:r>
+    </w:p>
+    <w:tbl>
+      <w:tblPr>
+        <w:tblW w:type="dxa" w:w="9360"/>
+        <w:tblBorders>
+          <w:top w:val="single" w:color="A8B2BA" w:sz="6"/>
+          <w:left w:val="none"/>
+          <w:bottom w:val="single" w:color="A8B2BA" w:sz="6"/>
+          <w:right w:val="none"/>
+          <w:insideH w:val="none"/>
+          <w:insideV w:val="none"/>
+        </w:tblBorders>
+      </w:tblPr>
+      <w:tblGrid>
+        <w:gridCol w:w="9360"/>
+      </w:tblGrid>
+      <w:tr>
+        <w:trPr>
+          <w:cantSplit/>
+        </w:trPr>
+        <w:tc>
+          <w:tcPr>
+            <w:tcW w:type="dxa" w:w="9360"/>
+            <w:shd w:fill="F6F8F9" w:color="auto" w:val="clear"/>
+            <w:tcMar>
+              <w:top w:type="dxa" w:w="140"/>
+              <w:left w:type="dxa" w:w="200"/>
+              <w:bottom w:type="dxa" w:w="140"/>
+              <w:right w:type="dxa" w:w="180"/>
+            </w:tcMar>
+          </w:tcPr>
+          <w:p>
+            <w:pPr>
+              <w:spacing w:after="90" w:line="300"/>
+            </w:pPr>
+            <w:r>
+              <w:rPr>
+                <w:rFonts w:ascii="Arial" w:cs="Arial" w:eastAsia="Arial" w:hAnsi="Arial"/>
+                <w:b/>
+                <w:bCs/>
+                <w:color w:val="24405C"/>
+                <w:sz w:val="20"/>
+                <w:szCs w:val="20"/>
+              </w:rPr>
+              <w:t xml:space="preserve">Tham số ngoài là «so với thân xe», không phải «so với cảm biến khác»</w:t>
+            </w:r>
+          </w:p>
+          <w:p>
+            <w:pPr>
+              <w:spacing w:after="80" w:line="310"/>
+            </w:pPr>
+            <w:r>
+              <w:rPr>
+                <w:rFonts w:ascii="Arial" w:cs="Arial" w:eastAsia="Arial" w:hAnsi="Arial"/>
+                <w:color w:val="1B1B1B"/>
+                <w:sz w:val="20"/>
+                <w:szCs w:val="20"/>
+              </w:rPr>
+              <w:t xml:space="preserve">Tham số ngoài trả lời: con mắt này gắn ở đâu trên thân xe, nhìn hướng nào. Hệ quy chiếu là thân xe (gốc thường lấy tâm trục sau), không phải một cảm biến khác.</w:t>
+            </w:r>
+          </w:p>
+          <w:p>
+            <w:pPr>
+              <w:spacing w:after="80" w:line="310"/>
+            </w:pPr>
+            <w:r>
+              <w:rPr>
+                <w:rFonts w:ascii="Arial" w:cs="Arial" w:eastAsia="Arial" w:hAnsi="Arial"/>
+                <w:color w:val="1B1B1B"/>
+                <w:sz w:val="20"/>
+                <w:szCs w:val="20"/>
+              </w:rPr>
+              <w:t xml:space="preserve">Nên xe chỉ có một camera cũng có tham số ngoài và vẫn phải hiệu chuẩn — phần lớn xe thương mại có ACC, giữ làn đều như vậy; thay kính chắn gió xong phải hiệu chuẩn lại chính là cái này.</w:t>
+            </w:r>
+          </w:p>
+          <w:p>
+            <w:pPr>
+              <w:spacing w:after="80" w:line="310"/>
+            </w:pPr>
+            <w:r>
+              <w:rPr>
+                <w:rFonts w:ascii="Arial" w:cs="Arial" w:eastAsia="Arial" w:hAnsi="Arial"/>
+                <w:color w:val="1B1B1B"/>
+                <w:sz w:val="20"/>
+                <w:szCs w:val="20"/>
+              </w:rPr>
+              <w:t xml:space="preserve">Hai cảm biến khớp được với nhau là kết quả, không phải định nghĩa: đo xong camera↔thân xe và lidar↔thân xe thì suy ra được quan hệ camera↔lidar. Lidar trên nóc, camera sau kính chắn gió, cách nhau 60 cm lệch 3 độ — con số đó có từ đây.</w:t>
+            </w:r>
+          </w:p>
+          <w:p>
+            <w:pPr>
+              <w:spacing w:after="0" w:line="310"/>
+            </w:pPr>
+            <w:r>
+              <w:rPr>
+                <w:rFonts w:ascii="Arial" w:cs="Arial" w:eastAsia="Arial" w:hAnsi="Arial"/>
+                <w:color w:val="1B1B1B"/>
+                <w:sz w:val="20"/>
+                <w:szCs w:val="20"/>
+              </w:rPr>
+              <w:t xml:space="preserve">Tham số trong cũng không riêng camera. Lidar cũng có: dòng Queryable intrinsic calibration information trên bảng OS1, bên dưới là Beam angles — góc dọc thật của từng tia, đo sẵn tại nhà máy, hỏi là lấy được.</w:t>
+            </w:r>
+          </w:p>
+        </w:tc>
+      </w:tr>
+    </w:tbl>
     <w:p>
       <w:pPr>
         <w:spacing w:after="150" w:before="130" w:line="320"/>
@@ -6386,9 +6584,114 @@
           <w:sz w:val="22"/>
           <w:szCs w:val="22"/>
         </w:rPr>
-        <w:t xml:space="preserve">Còn camera lệch hay lidar lệch? Cái nào cũng được, và không quan trọng — tham số ngoài nói về quan hệ giữa hai bên; chỉ cần quan hệ thực tế lệch 1 độ so với con số xe lưu trong tệp thì kết quả như nhau. Trường hợp hay gặp nhất là thay kính chắn gió, lắp camera lại bị lệch một độ. Rung xóc, va chạm, qua ổ gà đều làm nó trôi, nên đội xe vận hành thật phải hiệu chuẩn lại định kỳ.</w:t>
-      </w:r>
-    </w:p>
+        <w:t xml:space="preserve">Trước hết phải rõ là cái gì lệch với cái gì: trong tệp của xe có một bộ số — camera này được gắn theo hướng đó; nhưng hướng lắp thật lệch 1 độ so với bộ số ấy. Còn camera lệch hay lidar lệch? Cái nào cũng được, và không quan trọng — chỉ cần thực tế lệch 1 độ so với con số đã ghi thì kết quả như nhau. Trường hợp hay gặp nhất là thay kính chắn gió, lắp camera lại bị lệch một độ. Rung xóc, va chạm, qua ổ gà đều làm nó trôi, nên đội xe vận hành thật phải hiệu chuẩn lại định kỳ.</w:t>
+      </w:r>
+    </w:p>
+    <w:tbl>
+      <w:tblPr>
+        <w:tblW w:type="dxa" w:w="9360"/>
+        <w:tblBorders>
+          <w:top w:val="single" w:color="A8B2BA" w:sz="6"/>
+          <w:left w:val="none"/>
+          <w:bottom w:val="single" w:color="A8B2BA" w:sz="6"/>
+          <w:right w:val="none"/>
+          <w:insideH w:val="none"/>
+          <w:insideV w:val="none"/>
+        </w:tblBorders>
+      </w:tblPr>
+      <w:tblGrid>
+        <w:gridCol w:w="9360"/>
+      </w:tblGrid>
+      <w:tr>
+        <w:trPr>
+          <w:cantSplit/>
+        </w:trPr>
+        <w:tc>
+          <w:tcPr>
+            <w:tcW w:type="dxa" w:w="9360"/>
+            <w:shd w:fill="F6F8F9" w:color="auto" w:val="clear"/>
+            <w:tcMar>
+              <w:top w:type="dxa" w:w="140"/>
+              <w:left w:type="dxa" w:w="200"/>
+              <w:bottom w:type="dxa" w:w="140"/>
+              <w:right w:type="dxa" w:w="180"/>
+            </w:tcMar>
+          </w:tcPr>
+          <w:p>
+            <w:pPr>
+              <w:spacing w:after="90" w:line="300"/>
+            </w:pPr>
+            <w:r>
+              <w:rPr>
+                <w:rFonts w:ascii="Arial" w:cs="Arial" w:eastAsia="Arial" w:hAnsi="Arial"/>
+                <w:b/>
+                <w:bCs/>
+                <w:color w:val="24405C"/>
+                <w:sz w:val="20"/>
+                <w:szCs w:val="20"/>
+              </w:rPr>
+              <w:t xml:space="preserve">Ba video: tham số trong, tham số ngoài, và thợ sửa xe làm gì</w:t>
+            </w:r>
+          </w:p>
+          <w:p>
+            <w:pPr>
+              <w:spacing w:after="80" w:line="310"/>
+            </w:pPr>
+            <w:r>
+              <w:rPr>
+                <w:rFonts w:ascii="Arial" w:cs="Arial" w:eastAsia="Arial" w:hAnsi="Arial"/>
+                <w:color w:val="1B1B1B"/>
+                <w:sz w:val="20"/>
+                <w:szCs w:val="20"/>
+              </w:rPr>
+              <w:t xml:space="preserve">Tham số trong trông thế nào (19 giây): youtu.be/J7hdrMn2RII. Một cảnh phố có lưới ô kẻ chồng lên; các đường lẽ ra thẳng thì đang cong, rồi áp hiệu chỉnh vào, lưới thẳng dần ra. Tham số trong tính chính cái độ cong đó.</w:t>
+            </w:r>
+          </w:p>
+          <w:p>
+            <w:pPr>
+              <w:spacing w:after="80" w:line="310"/>
+            </w:pPr>
+            <w:r>
+              <w:rPr>
+                <w:rFonts w:ascii="Arial" w:cs="Arial" w:eastAsia="Arial" w:hAnsi="Arial"/>
+                <w:color w:val="1B1B1B"/>
+                <w:sz w:val="20"/>
+                <w:szCs w:val="20"/>
+              </w:rPr>
+              <w:t xml:space="preserve">Tham số ngoài đúng thì trông thế nào (14 giây): youtu.be/yqRNU7EsHJY. Ảnh phố do camera chụp, chồng point cloud của lidar lên. Nhìn cột đèn, biển báo người đi bộ màu vàng, chiếc xe phía trước — các điểm bám đúng lên chúng, không trôi. Lệch 1 độ thì cả mảng điểm sẽ dạt sang bên.</w:t>
+            </w:r>
+          </w:p>
+          <w:p>
+            <w:pPr>
+              <w:spacing w:after="80" w:line="310"/>
+            </w:pPr>
+            <w:r>
+              <w:rPr>
+                <w:rFonts w:ascii="Arial" w:cs="Arial" w:eastAsia="Arial" w:hAnsi="Arial"/>
+                <w:color w:val="1B1B1B"/>
+                <w:sz w:val="20"/>
+                <w:szCs w:val="20"/>
+              </w:rPr>
+              <w:t xml:space="preserve">Ngoài tiệm hiệu chuẩn thế nào (2 phút 55): youtu.be/LDptg_z9aCk, Safelite quay cảnh hiệu chuẩn sau khi thay kính chắn gió. Chỉ xem ba đoạn: 0:20 hãng quy định thay kính xong bắt buộc hiệu chuẩn lại, 1:25 dùng laser canh thân xe rồi dựng bảng ô vuông đen trắng, 2:02 hiệu chuẩn động phải chạy trên đường có vạch kẻ rõ ở tốc độ quy định. Đây là quảng cáo, phần thương hiệu bỏ qua.</w:t>
+            </w:r>
+          </w:p>
+          <w:p>
+            <w:pPr>
+              <w:spacing w:after="0" w:line="310"/>
+            </w:pPr>
+            <w:r>
+              <w:rPr>
+                <w:rFonts w:ascii="Arial" w:cs="Arial" w:eastAsia="Arial" w:hAnsi="Arial"/>
+                <w:color w:val="1B1B1B"/>
+                <w:sz w:val="20"/>
+                <w:szCs w:val="20"/>
+              </w:rPr>
+              <w:t xml:space="preserve">Làm trọn bộ thường mất một đến hai tiếng, riêng quét mã lỗi đã 15 phút. Đó là lý do thay một tấm kính chắn gió bây giờ đắt hơn mười năm trước nhiều — kính không đắt hơn bao nhiêu, đắt là khúc hiệu chuẩn phía sau.</w:t>
+            </w:r>
+          </w:p>
+        </w:tc>
+      </w:tr>
+    </w:tbl>
     <w:p>
       <w:pPr>
         <w:keepNext/>

--- a/第五週(10-08)/Nguyên lý xe tự lái_Tuần 5_Tài liệu học tập.docx
+++ b/第五週(10-08)/Nguyên lý xe tự lái_Tuần 5_Tài liệu học tập.docx
@@ -4464,9 +4464,86 @@
           <w:sz w:val="22"/>
           <w:szCs w:val="22"/>
         </w:rPr>
-        <w:t xml:space="preserve">Phần lớn mọi người nghĩ bấm một cái là cả tấm ảnh được chụp cùng lúc. Phần lớn camera ô tô không như vậy. Nó đọc từng hàng: đọc hàng đầu, rồi hàng hai, cho đến hàng cuối; đọc hết cả tấm mất vài chục mili giây. Nên trong cùng một tấm ảnh, hàng trên cùng và hàng dưới cùng không được chụp cùng một thời điểm.</w:t>
-      </w:r>
-    </w:p>
+        <w:t xml:space="preserve">Phần lớn mọi người nghĩ bấm một cái là cả tấm ảnh được chụp cùng lúc. Phần lớn camera ô tô không như vậy. Với màn trập cuốn, mỗi hàng phơi sáng dài như nhau, nhưng thời điểm bắt đầu hàng sau trễ hơn hàng trước — hàng đầu phơi xong thì đọc ra, đọc xong hàng trước mới tới lượt hàng sau, cứ thế lệch dần xuống, hàng cuối chậm hơn hàng đầu vài chục mili giây. Nên trong cùng một tấm ảnh, hàng trên cùng và hàng dưới cùng không được chụp cùng một thời điểm.</w:t>
+      </w:r>
+    </w:p>
+    <w:tbl>
+      <w:tblPr>
+        <w:tblW w:type="dxa" w:w="9360"/>
+        <w:tblBorders>
+          <w:top w:val="single" w:color="A8B2BA" w:sz="6"/>
+          <w:left w:val="none"/>
+          <w:bottom w:val="single" w:color="A8B2BA" w:sz="6"/>
+          <w:right w:val="none"/>
+          <w:insideH w:val="none"/>
+          <w:insideV w:val="none"/>
+        </w:tblBorders>
+      </w:tblPr>
+      <w:tblGrid>
+        <w:gridCol w:w="9360"/>
+      </w:tblGrid>
+      <w:tr>
+        <w:trPr>
+          <w:cantSplit/>
+        </w:trPr>
+        <w:tc>
+          <w:tcPr>
+            <w:tcW w:type="dxa" w:w="9360"/>
+            <w:shd w:fill="F6F8F9" w:color="auto" w:val="clear"/>
+            <w:tcMar>
+              <w:top w:type="dxa" w:w="140"/>
+              <w:left w:type="dxa" w:w="200"/>
+              <w:bottom w:type="dxa" w:w="140"/>
+              <w:right w:type="dxa" w:w="180"/>
+            </w:tcMar>
+          </w:tcPr>
+          <w:p>
+            <w:pPr>
+              <w:spacing w:after="90" w:line="300"/>
+            </w:pPr>
+            <w:r>
+              <w:rPr>
+                <w:rFonts w:ascii="Arial" w:cs="Arial" w:eastAsia="Arial" w:hAnsi="Arial"/>
+                <w:b/>
+                <w:bCs/>
+                <w:color w:val="24405C"/>
+                <w:sz w:val="20"/>
+                <w:szCs w:val="20"/>
+              </w:rPr>
+              <w:t xml:space="preserve">Vì sao không thể nói «đọc từng hàng nên bị méo»</w:t>
+            </w:r>
+          </w:p>
+          <w:p>
+            <w:pPr>
+              <w:spacing w:after="80" w:line="310"/>
+            </w:pPr>
+            <w:r>
+              <w:rPr>
+                <w:rFonts w:ascii="Arial" w:cs="Arial" w:eastAsia="Arial" w:hAnsi="Arial"/>
+                <w:color w:val="1B1B1B"/>
+                <w:sz w:val="20"/>
+                <w:szCs w:val="20"/>
+              </w:rPr>
+              <w:t xml:space="preserve">Màn trập toàn cục cũng đọc từng hàng. Nó chỉ khác ở chỗ cho tất cả các hàng phơi sáng cùng lúc, phơi xong chuyển điện tích sang vùng lưu tạm cạnh mỗi điểm ảnh, rồi mới đọc dần.</w:t>
+            </w:r>
+          </w:p>
+          <w:p>
+            <w:pPr>
+              <w:spacing w:after="0" w:line="310"/>
+            </w:pPr>
+            <w:r>
+              <w:rPr>
+                <w:rFonts w:ascii="Arial" w:cs="Arial" w:eastAsia="Arial" w:hAnsi="Arial"/>
+                <w:color w:val="1B1B1B"/>
+                <w:sz w:val="20"/>
+                <w:szCs w:val="20"/>
+              </w:rPr>
+              <w:t xml:space="preserve">Nên «đọc từng hàng» một mình không gây méo. Cái gây méo là «phơi sáng từng hàng» — mỗi hàng chụp một khoảnh khắc khác nhau.</w:t>
+            </w:r>
+          </w:p>
+        </w:tc>
+      </w:tr>
+    </w:tbl>
     <w:p>
       <w:pPr>
         <w:widowControl/>

--- a/第五週(10-08)/Nguyên lý xe tự lái_Tuần 5_Tài liệu học tập.docx
+++ b/第五週(10-08)/Nguyên lý xe tự lái_Tuần 5_Tài liệu học tập.docx
@@ -5723,6 +5723,111 @@
         <w:t xml:space="preserve">Vì sao silic không thấy 1550? Ánh sáng chiếu vào bán dẫn, photon phải đủ năng lượng mới đánh bật được một điện tử thành dòng điện — đó là tín hiệu. Ngưỡng năng lượng gọi là vùng cấm, mỗi vật liệu một khác; bước sóng càng dài thì năng lượng photon càng nhỏ. Ngưỡng của silic đúng ở 1100 nm: 905 và 865 vượt được, 1550 thì không. Nên silic hoàn toàn mù với 1550 — không phải thấy mờ mà là không có tín hiệu nào. InGaAs có ngưỡng thấp tới 1700 nm nên thấy được.</w:t>
       </w:r>
     </w:p>
+    <w:tbl>
+      <w:tblPr>
+        <w:tblW w:type="dxa" w:w="9360"/>
+        <w:tblBorders>
+          <w:top w:val="single" w:color="A8B2BA" w:sz="6"/>
+          <w:left w:val="none"/>
+          <w:bottom w:val="single" w:color="A8B2BA" w:sz="6"/>
+          <w:right w:val="none"/>
+          <w:insideH w:val="none"/>
+          <w:insideV w:val="none"/>
+        </w:tblBorders>
+      </w:tblPr>
+      <w:tblGrid>
+        <w:gridCol w:w="9360"/>
+      </w:tblGrid>
+      <w:tr>
+        <w:trPr>
+          <w:cantSplit/>
+        </w:trPr>
+        <w:tc>
+          <w:tcPr>
+            <w:tcW w:type="dxa" w:w="9360"/>
+            <w:shd w:fill="F6F8F9" w:color="auto" w:val="clear"/>
+            <w:tcMar>
+              <w:top w:type="dxa" w:w="140"/>
+              <w:left w:type="dxa" w:w="200"/>
+              <w:bottom w:type="dxa" w:w="140"/>
+              <w:right w:type="dxa" w:w="180"/>
+            </w:tcMar>
+          </w:tcPr>
+          <w:p>
+            <w:pPr>
+              <w:spacing w:after="90" w:line="300"/>
+            </w:pPr>
+            <w:r>
+              <w:rPr>
+                <w:rFonts w:ascii="Arial" w:cs="Arial" w:eastAsia="Arial" w:hAnsi="Arial"/>
+                <w:b/>
+                <w:bCs/>
+                <w:color w:val="24405C"/>
+                <w:sz w:val="20"/>
+                <w:szCs w:val="20"/>
+              </w:rPr>
+              <w:t xml:space="preserve">Ranh giới ở 1400 nm</w:t>
+            </w:r>
+          </w:p>
+          <w:p>
+            <w:pPr>
+              <w:spacing w:after="80" w:line="310"/>
+            </w:pPr>
+            <w:r>
+              <w:rPr>
+                <w:rFonts w:ascii="Arial" w:cs="Arial" w:eastAsia="Arial" w:hAnsi="Arial"/>
+                <w:color w:val="1B1B1B"/>
+                <w:sz w:val="20"/>
+                <w:szCs w:val="20"/>
+              </w:rPr>
+              <w:t xml:space="preserve">Từ 400 đến 1400 nm gọi là vùng nguy hiểm cho võng mạc (retinal hazard region, theo IEC 60825-1). Mắt trong suốt với dải này, ánh sáng bị thuỷ tinh thể hội tụ vào một điểm nhỏ trên võng mạc, mật độ công suất tăng khoảng một trăm nghìn lần — nên công suất rất nhỏ cũng đủ gây bỏng, mà võng mạc cháy rồi thì không tái tạo.</w:t>
+            </w:r>
+          </w:p>
+          <w:p>
+            <w:pPr>
+              <w:spacing w:after="80" w:line="310"/>
+            </w:pPr>
+            <w:r>
+              <w:rPr>
+                <w:rFonts w:ascii="Arial" w:cs="Arial" w:eastAsia="Arial" w:hAnsi="Arial"/>
+                <w:color w:val="1B1B1B"/>
+                <w:sz w:val="20"/>
+                <w:szCs w:val="20"/>
+              </w:rPr>
+              <w:t xml:space="preserve">Trên 1400 nm, nước ở giác mạc đã chặn lại, không tới được võng mạc. Có hại thì cũng là hại bề mặt giác mạc và cần năng lượng cao hơn nhiều. Nên 905 và 865 nằm trong vùng nguy hiểm, còn 1550 thì không.</w:t>
+            </w:r>
+          </w:p>
+          <w:p>
+            <w:pPr>
+              <w:spacing w:after="80" w:line="310"/>
+            </w:pPr>
+            <w:r>
+              <w:rPr>
+                <w:rFonts w:ascii="Arial" w:cs="Arial" w:eastAsia="Arial" w:hAnsi="Arial"/>
+                <w:color w:val="1B1B1B"/>
+                <w:sz w:val="20"/>
+                <w:szCs w:val="20"/>
+              </w:rPr>
+              <w:t xml:space="preserve">Không phải bước sóng dài thì laser mạnh hơn. Công suất do dòng điện điều khiển quyết định, không liên quan bước sóng. 1550 bắn mạnh được là vì nó nằm ngoài vùng nguy hiểm nên giới hạn cho phép cao hơn nhiều — bản thân laser không mạnh lên.</w:t>
+            </w:r>
+          </w:p>
+          <w:p>
+            <w:pPr>
+              <w:spacing w:after="0" w:line="310"/>
+            </w:pPr>
+            <w:r>
+              <w:rPr>
+                <w:rFonts w:ascii="Arial" w:cs="Arial" w:eastAsia="Arial" w:hAnsi="Arial"/>
+                <w:color w:val="1B1B1B"/>
+                <w:sz w:val="20"/>
+                <w:szCs w:val="20"/>
+              </w:rPr>
+              <w:t xml:space="preserve">Cũng đừng hiểu Class 1 là «bước sóng này an toàn». Class 1 nói «sản phẩm này an toàn khi dùng bình thường». Class 1 của 905 và của 1550 đều an toàn; khác nhau ở chỗ để đạt Class 1 thì 905 phải hạ công suất xuống thấp đến mức nào.</w:t>
+            </w:r>
+          </w:p>
+        </w:tc>
+      </w:tr>
+    </w:tbl>
     <w:p>
       <w:pPr>
         <w:keepNext/>

--- a/第五週(10-08)/Nguyên lý xe tự lái_Tuần 5_Tài liệu học tập.docx
+++ b/第五週(10-08)/Nguyên lý xe tự lái_Tuần 5_Tài liệu học tập.docx
@@ -10374,6 +10374,186 @@
                 <w:szCs w:val="18"/>
               </w:rPr>
               <w:t xml:space="preserve">Class 1 an toàn mắt</w:t>
+            </w:r>
+          </w:p>
+        </w:tc>
+      </w:tr>
+      <w:tr>
+        <w:trPr>
+          <w:cantSplit/>
+          <w:tblHeader w:val="false"/>
+        </w:trPr>
+        <w:tc>
+          <w:tcPr>
+            <w:tcW w:type="dxa" w:w="3200"/>
+            <w:tcMar>
+              <w:top w:type="dxa" w:w="60"/>
+              <w:left w:type="dxa" w:w="95"/>
+              <w:bottom w:type="dxa" w:w="60"/>
+              <w:right w:type="dxa" w:w="95"/>
+            </w:tcMar>
+            <w:vAlign w:val="center"/>
+          </w:tcPr>
+          <w:p>
+            <w:pPr>
+              <w:spacing w:after="0" w:line="265"/>
+            </w:pPr>
+            <w:r>
+              <w:rPr>
+                <w:rFonts w:ascii="Arial" w:cs="Arial" w:eastAsia="Arial" w:hAnsi="Arial"/>
+                <w:b w:val="false"/>
+                <w:bCs w:val="false"/>
+                <w:color w:val="1B1B1B"/>
+                <w:sz w:val="18"/>
+                <w:szCs w:val="18"/>
+              </w:rPr>
+              <w:t xml:space="preserve">Laser Wavelength</w:t>
+            </w:r>
+          </w:p>
+        </w:tc>
+        <w:tc>
+          <w:tcPr>
+            <w:tcW w:type="dxa" w:w="3080"/>
+            <w:tcMar>
+              <w:top w:type="dxa" w:w="60"/>
+              <w:left w:type="dxa" w:w="95"/>
+              <w:bottom w:type="dxa" w:w="60"/>
+              <w:right w:type="dxa" w:w="95"/>
+            </w:tcMar>
+            <w:vAlign w:val="center"/>
+          </w:tcPr>
+          <w:p>
+            <w:pPr>
+              <w:spacing w:after="0" w:line="265"/>
+            </w:pPr>
+            <w:r>
+              <w:rPr>
+                <w:rFonts w:ascii="Arial" w:cs="Arial" w:eastAsia="Arial" w:hAnsi="Arial"/>
+                <w:b w:val="false"/>
+                <w:bCs w:val="false"/>
+                <w:color w:val="1B1B1B"/>
+                <w:sz w:val="18"/>
+                <w:szCs w:val="18"/>
+              </w:rPr>
+              <w:t xml:space="preserve">雷射波長</w:t>
+            </w:r>
+          </w:p>
+        </w:tc>
+        <w:tc>
+          <w:tcPr>
+            <w:tcW w:type="dxa" w:w="3080"/>
+            <w:tcMar>
+              <w:top w:type="dxa" w:w="60"/>
+              <w:left w:type="dxa" w:w="95"/>
+              <w:bottom w:type="dxa" w:w="60"/>
+              <w:right w:type="dxa" w:w="95"/>
+            </w:tcMar>
+            <w:vAlign w:val="center"/>
+          </w:tcPr>
+          <w:p>
+            <w:pPr>
+              <w:spacing w:after="0" w:line="265"/>
+            </w:pPr>
+            <w:r>
+              <w:rPr>
+                <w:rFonts w:ascii="Arial" w:cs="Arial" w:eastAsia="Arial" w:hAnsi="Arial"/>
+                <w:b w:val="false"/>
+                <w:bCs w:val="false"/>
+                <w:color w:val="1B1B1B"/>
+                <w:sz w:val="18"/>
+                <w:szCs w:val="18"/>
+              </w:rPr>
+              <w:t xml:space="preserve">Bước sóng laser</w:t>
+            </w:r>
+          </w:p>
+        </w:tc>
+      </w:tr>
+      <w:tr>
+        <w:trPr>
+          <w:cantSplit/>
+          <w:tblHeader w:val="false"/>
+        </w:trPr>
+        <w:tc>
+          <w:tcPr>
+            <w:tcW w:type="dxa" w:w="3200"/>
+            <w:tcMar>
+              <w:top w:type="dxa" w:w="60"/>
+              <w:left w:type="dxa" w:w="95"/>
+              <w:bottom w:type="dxa" w:w="60"/>
+              <w:right w:type="dxa" w:w="95"/>
+            </w:tcMar>
+            <w:vAlign w:val="center"/>
+          </w:tcPr>
+          <w:p>
+            <w:pPr>
+              <w:spacing w:after="0" w:line="265"/>
+            </w:pPr>
+            <w:r>
+              <w:rPr>
+                <w:rFonts w:ascii="Arial" w:cs="Arial" w:eastAsia="Arial" w:hAnsi="Arial"/>
+                <w:b w:val="false"/>
+                <w:bCs w:val="false"/>
+                <w:color w:val="1B1B1B"/>
+                <w:sz w:val="18"/>
+                <w:szCs w:val="18"/>
+              </w:rPr>
+              <w:t xml:space="preserve">Beam Diameter Exiting Sensor</w:t>
+            </w:r>
+          </w:p>
+        </w:tc>
+        <w:tc>
+          <w:tcPr>
+            <w:tcW w:type="dxa" w:w="3080"/>
+            <w:tcMar>
+              <w:top w:type="dxa" w:w="60"/>
+              <w:left w:type="dxa" w:w="95"/>
+              <w:bottom w:type="dxa" w:w="60"/>
+              <w:right w:type="dxa" w:w="95"/>
+            </w:tcMar>
+            <w:vAlign w:val="center"/>
+          </w:tcPr>
+          <w:p>
+            <w:pPr>
+              <w:spacing w:after="0" w:line="265"/>
+            </w:pPr>
+            <w:r>
+              <w:rPr>
+                <w:rFonts w:ascii="Arial" w:cs="Arial" w:eastAsia="Arial" w:hAnsi="Arial"/>
+                <w:b w:val="false"/>
+                <w:bCs w:val="false"/>
+                <w:color w:val="1B1B1B"/>
+                <w:sz w:val="18"/>
+                <w:szCs w:val="18"/>
+              </w:rPr>
+              <w:t xml:space="preserve">出口光束直徑</w:t>
+            </w:r>
+          </w:p>
+        </w:tc>
+        <w:tc>
+          <w:tcPr>
+            <w:tcW w:type="dxa" w:w="3080"/>
+            <w:tcMar>
+              <w:top w:type="dxa" w:w="60"/>
+              <w:left w:type="dxa" w:w="95"/>
+              <w:bottom w:type="dxa" w:w="60"/>
+              <w:right w:type="dxa" w:w="95"/>
+            </w:tcMar>
+            <w:vAlign w:val="center"/>
+          </w:tcPr>
+          <w:p>
+            <w:pPr>
+              <w:spacing w:after="0" w:line="265"/>
+            </w:pPr>
+            <w:r>
+              <w:rPr>
+                <w:rFonts w:ascii="Arial" w:cs="Arial" w:eastAsia="Arial" w:hAnsi="Arial"/>
+                <w:b w:val="false"/>
+                <w:bCs w:val="false"/>
+                <w:color w:val="1B1B1B"/>
+                <w:sz w:val="18"/>
+                <w:szCs w:val="18"/>
+              </w:rPr>
+              <w:t xml:space="preserve">Đường kính chùm tia ra</w:t>
             </w:r>
           </w:p>
         </w:tc>

--- a/第五週(10-08)/Nguyên lý xe tự lái_Tuần 5_Tài liệu học tập.docx
+++ b/第五週(10-08)/Nguyên lý xe tự lái_Tuần 5_Tài liệu học tập.docx
@@ -6453,7 +6453,7 @@
           <w:sz w:val="22"/>
           <w:szCs w:val="22"/>
         </w:rPr>
-        <w:t xml:space="preserve">Nhiều lần phản hồi — cứu loại thứ hai (ghost point). Kính trả về một ít, tia dội sang bên rồi quay lại là cái khác; nhận cả hai rồi đối chiếu vài khung liên tiếp, cái không di chuyển ổn định chính là ghost. Với loại thứ nhất thì vô dụng vì loại đó không có ánh sáng nào quay về.</w:t>
+        <w:t xml:space="preserve">Radar — cứu loại thứ nhất (không thu được gì). Sóng mm gặp gương hành xử khác hẳn laser; chỗ lidar là lỗ thì radar thường vẫn thấy. Đây là chiêu quan trọng nhất, vì với loại thứ nhất thì bản thân lidar không có cách nào.</w:t>
       </w:r>
     </w:p>
     <w:p>
@@ -6473,7 +6473,7 @@
           <w:sz w:val="22"/>
           <w:szCs w:val="22"/>
         </w:rPr>
-        <w:t xml:space="preserve">Xem cường độ phản xạ — cứu loại thứ ba (phản xạ ngược). Loại sáng quá mức như áo phản quang, nhìn cường độ là biết ngay không cùng loại với khuếch tán.</w:t>
+        <w:t xml:space="preserve">Nhiều lần phản hồi — cứu loại thứ hai (ghost point). Kính trả về một ít, tia dội sang bên rồi quay lại là cái khác; nhận cả hai rồi đối chiếu vài khung liên tiếp, cái không di chuyển ổn định chính là ghost. Với loại thứ nhất thì vô dụng vì loại đó không có ánh sáng nào quay về.</w:t>
       </w:r>
     </w:p>
     <w:p>
@@ -6493,7 +6493,7 @@
           <w:sz w:val="22"/>
           <w:szCs w:val="22"/>
         </w:rPr>
-        <w:t xml:space="preserve">Bản đồ độ chính xác cao — cả ba loại đều được trợ giúp. Chỗ nào có kính toà nhà, ngã tư nào hay đọng nước, đánh dấu trước thành vùng rủi ro, tới đó thì hạ trọng số của lidar.</w:t>
+        <w:t xml:space="preserve">Xem cường độ phản xạ — cứu loại thứ ba (phản xạ ngược). Loại sáng quá mức như áo phản quang, nhìn cường độ là biết ngay không cùng loại với khuếch tán. Nhân tiện, cường độ yếu bất thường cũng là dấu hiệu cảnh báo.</w:t>
       </w:r>
     </w:p>
     <w:p>
@@ -6513,7 +6513,7 @@
           <w:sz w:val="22"/>
           <w:szCs w:val="22"/>
         </w:rPr>
-        <w:t xml:space="preserve">Radar — cứu loại thứ nhất (không thu được gì). Sóng mm gặp gương hành xử khác hẳn laser; chỗ lidar là lỗ thì radar thường vẫn thấy.</w:t>
+        <w:t xml:space="preserve">Bản đồ độ chính xác cao — cả ba loại đều được trợ giúp, nên nó khác ba chiêu kia: không nhắm vào một loại cụ thể nào. Chỗ nào có kính toà nhà, ngã tư nào hay đọng nước, đánh dấu trước thành vùng rủi ro, tới đó thì hạ trọng số của lidar.</w:t>
       </w:r>
     </w:p>
     <w:p>

--- a/第五週(10-08)/Nguyên lý xe tự lái_Tuần 5_Tài liệu học tập.docx
+++ b/第五週(10-08)/Nguyên lý xe tự lái_Tuần 5_Tài liệu học tập.docx
@@ -7863,7 +7863,7 @@
           <w:sz w:val="22"/>
           <w:szCs w:val="22"/>
         </w:rPr>
-        <w:t xml:space="preserve">Tiết này là bài cá nhân, không dùng giấy. Trả lời ở tab «Bài nộp» của Bàn đọc thông số, xong bấm «Tạo phiếu», chụp màn hình rồi gửi lên nhóm LINE, nộp trước khi tan học.</w:t>
+        <w:t xml:space="preserve">Tiết này là bài cá nhân, không dùng giấy. Bài nộp có trang riêng: week5/hw/ (bàn đọc thông số là week5/spec/ — hai địa chỉ giống nhau, chỉ khác đoạn cuối). Trả lời ở trang đó, xong bấm «Tạo phiếu», chụp màn hình rồi gửi lên nhóm LINE, nộp trước khi tan học.</w:t>
       </w:r>
     </w:p>
     <w:p>
@@ -7903,7 +7903,7 @@
           <w:sz w:val="22"/>
           <w:szCs w:val="22"/>
         </w:rPr>
-        <w:t xml:space="preserve">Mười hai ô không cần chép tay: ở tab «Đọc &amp; tính» bấm ra từng tổ hợp, dưới kết luận có nút «Ghi vào bài», bấm là điền xong.</w:t>
+        <w:t xml:space="preserve">Câu 1 có bảng 12 ô: bấm vào ô nào thì phần đọc thông số của ô đó mở ra ngay bên dưới — ngưỡng phanh, ba dòng thông số, kết luận. Xem xong chọn «Đủ» hoặc «Không đủ», không cần sang bàn đọc thông số.</w:t>
       </w:r>
     </w:p>
     <w:p>
@@ -7923,7 +7923,27 @@
           <w:sz w:val="22"/>
           <w:szCs w:val="22"/>
         </w:rPr>
-        <w:t xml:space="preserve">Câu trả lời lưu trong máy của bạn; chuyển sang tab khác tra thông số rồi quay lại, những gì đã điền vẫn còn.</w:t>
+        <w:t xml:space="preserve">Câu 2 có hai ô chọn chế độ ngay trên đề, mặc định là 1024 điểm/vòng; tự đổi sang 2048, phần đọc sẽ đổi theo ngay.</w:t>
+      </w:r>
+    </w:p>
+    <w:p>
+      <w:pPr>
+        <w:pStyle w:val="ListParagraph"/>
+        <w:widowControl/>
+        <w:numPr>
+          <w:ilvl w:val="0"/>
+          <w:numId w:val="5"/>
+        </w:numPr>
+        <w:spacing w:after="80" w:line="320"/>
+      </w:pPr>
+      <w:r>
+        <w:rPr>
+          <w:rFonts w:ascii="Arial" w:cs="Arial" w:eastAsia="Arial" w:hAnsi="Arial"/>
+          <w:color w:val="1B1B1B"/>
+          <w:sz w:val="22"/>
+          <w:szCs w:val="22"/>
+        </w:rPr>
+        <w:t xml:space="preserve">Câu trả lời lưu trong máy của bạn; sang bàn đọc thông số tra thông số rồi quay lại, những gì đã điền vẫn còn. Muốn làm lại từ đầu thì dưới cùng có nút «Xoá hết», phải bấm hai lần mới xoá.</w:t>
       </w:r>
     </w:p>
     <w:p>

--- a/第五週(10-08)/Nguyên lý xe tự lái_Tuần 5_Tài liệu học tập.docx
+++ b/第五週(10-08)/Nguyên lý xe tự lái_Tuần 5_Tài liệu học tập.docx
@@ -7923,7 +7923,7 @@
           <w:sz w:val="22"/>
           <w:szCs w:val="22"/>
         </w:rPr>
-        <w:t xml:space="preserve">Câu 2 có hai ô chọn chế độ ngay trên đề, mặc định là 1024 điểm/vòng; tự đổi sang 2048, phần đọc sẽ đổi theo ngay.</w:t>
+        <w:t xml:space="preserve">Câu 2 có hai ô chọn chế độ ngay trên đề, mặc định là 1024 điểm/vòng; tự đổi sang 2048, phần đọc sẽ đổi theo ngay. Đổi xong, ô tốc độ chỉ còn 10 Hz — 20 Hz biến mất, vì bảng Lidar Operating Modes ghi dòng cuối là x 2048 @ 10 Hz. Đó chính là cái giá mà câu 2 hỏi.</w:t>
       </w:r>
     </w:p>
     <w:p>

--- a/第五週(10-08)/Nguyên lý xe tự lái_Tuần 5_Tài liệu học tập.docx
+++ b/第五週(10-08)/Nguyên lý xe tự lái_Tuần 5_Tài liệu học tập.docx
@@ -7082,7 +7082,7 @@
           <w:sz w:val="22"/>
           <w:szCs w:val="22"/>
         </w:rPr>
-        <w:t xml:space="preserve">Ngưỡng thứ nhất là tầm đo, tính bằng công thức quãng đường dừng ở tiết 1 tuần 4, rồi cộng 5 m dự phòng. Lưu ý v tính bằng mét/giây chứ không phải km/h — km/h phải chia cho 3,6 trước.</w:t>
+        <w:t xml:space="preserve">Ngưỡng thứ nhất là tầm đo, và nó có hai yêu cầu: một là dừng kịp — tính bằng công thức quãng đường dừng ở tiết 1 tuần 4, cộng 5 m dự phòng; hai là với tới được vật mà tình huống yêu cầu nhận ra. Lấy số lớn hơn trong hai số đó mới là ngưỡng tầm đo thật. Lưu ý v tính bằng mét/giây chứ không phải km/h — km/h phải chia cho 3,6 trước.</w:t>
       </w:r>
     </w:p>
     <w:p>
@@ -7115,11 +7115,12 @@
         </w:tblBorders>
       </w:tblPr>
       <w:tblGrid>
-        <w:gridCol w:w="2200"/>
-        <w:gridCol w:w="1700"/>
-        <w:gridCol w:w="1700"/>
-        <w:gridCol w:w="1900"/>
-        <w:gridCol w:w="1860"/>
+        <w:gridCol w:w="2300"/>
+        <w:gridCol w:w="1050"/>
+        <w:gridCol w:w="1200"/>
+        <w:gridCol w:w="1600"/>
+        <w:gridCol w:w="1500"/>
+        <w:gridCol w:w="1710"/>
       </w:tblGrid>
       <w:tr>
         <w:trPr>
@@ -7128,7 +7129,7 @@
         </w:trPr>
         <w:tc>
           <w:tcPr>
-            <w:tcW w:type="dxa" w:w="2200"/>
+            <w:tcW w:type="dxa" w:w="2300"/>
             <w:shd w:fill="EDF0F3" w:color="auto" w:val="clear"/>
             <w:tcMar>
               <w:top w:type="dxa" w:w="60"/>
@@ -7157,7 +7158,7 @@
         </w:tc>
         <w:tc>
           <w:tcPr>
-            <w:tcW w:type="dxa" w:w="1700"/>
+            <w:tcW w:type="dxa" w:w="1050"/>
             <w:shd w:fill="EDF0F3" w:color="auto" w:val="clear"/>
             <w:tcMar>
               <w:top w:type="dxa" w:w="60"/>
@@ -7186,7 +7187,7 @@
         </w:tc>
         <w:tc>
           <w:tcPr>
-            <w:tcW w:type="dxa" w:w="1700"/>
+            <w:tcW w:type="dxa" w:w="1200"/>
             <w:shd w:fill="EDF0F3" w:color="auto" w:val="clear"/>
             <w:tcMar>
               <w:top w:type="dxa" w:w="60"/>
@@ -7215,7 +7216,7 @@
         </w:tc>
         <w:tc>
           <w:tcPr>
-            <w:tcW w:type="dxa" w:w="1900"/>
+            <w:tcW w:type="dxa" w:w="1600"/>
             <w:shd w:fill="EDF0F3" w:color="auto" w:val="clear"/>
             <w:tcMar>
               <w:top w:type="dxa" w:w="60"/>
@@ -7238,13 +7239,42 @@
                 <w:sz w:val="18"/>
                 <w:szCs w:val="18"/>
               </w:rPr>
-              <w:t xml:space="preserve">Dừng</w:t>
-            </w:r>
-          </w:p>
-        </w:tc>
-        <w:tc>
-          <w:tcPr>
-            <w:tcW w:type="dxa" w:w="1860"/>
+              <w:t xml:space="preserve">Dừng + 5</w:t>
+            </w:r>
+          </w:p>
+        </w:tc>
+        <w:tc>
+          <w:tcPr>
+            <w:tcW w:type="dxa" w:w="1500"/>
+            <w:shd w:fill="EDF0F3" w:color="auto" w:val="clear"/>
+            <w:tcMar>
+              <w:top w:type="dxa" w:w="60"/>
+              <w:left w:type="dxa" w:w="95"/>
+              <w:bottom w:type="dxa" w:w="60"/>
+              <w:right w:type="dxa" w:w="95"/>
+            </w:tcMar>
+            <w:vAlign w:val="center"/>
+          </w:tcPr>
+          <w:p>
+            <w:pPr>
+              <w:spacing w:after="0" w:line="265"/>
+            </w:pPr>
+            <w:r>
+              <w:rPr>
+                <w:rFonts w:ascii="Arial" w:cs="Arial" w:eastAsia="Arial" w:hAnsi="Arial"/>
+                <w:b/>
+                <w:bCs/>
+                <w:color w:val="1B1B1B"/>
+                <w:sz w:val="18"/>
+                <w:szCs w:val="18"/>
+              </w:rPr>
+              <w:t xml:space="preserve">Vật ở</w:t>
+            </w:r>
+          </w:p>
+        </w:tc>
+        <w:tc>
+          <w:tcPr>
+            <w:tcW w:type="dxa" w:w="1710"/>
             <w:shd w:fill="EDF0F3" w:color="auto" w:val="clear"/>
             <w:tcMar>
               <w:top w:type="dxa" w:w="60"/>
@@ -7279,7 +7309,7 @@
         </w:trPr>
         <w:tc>
           <w:tcPr>
-            <w:tcW w:type="dxa" w:w="2200"/>
+            <w:tcW w:type="dxa" w:w="2300"/>
             <w:tcMar>
               <w:top w:type="dxa" w:w="60"/>
               <w:left w:type="dxa" w:w="95"/>
@@ -7307,7 +7337,7 @@
         </w:tc>
         <w:tc>
           <w:tcPr>
-            <w:tcW w:type="dxa" w:w="1700"/>
+            <w:tcW w:type="dxa" w:w="1050"/>
             <w:tcMar>
               <w:top w:type="dxa" w:w="60"/>
               <w:left w:type="dxa" w:w="95"/>
@@ -7335,7 +7365,7 @@
         </w:tc>
         <w:tc>
           <w:tcPr>
-            <w:tcW w:type="dxa" w:w="1700"/>
+            <w:tcW w:type="dxa" w:w="1200"/>
             <w:tcMar>
               <w:top w:type="dxa" w:w="60"/>
               <w:left w:type="dxa" w:w="95"/>
@@ -7363,35 +7393,7 @@
         </w:tc>
         <w:tc>
           <w:tcPr>
-            <w:tcW w:type="dxa" w:w="1900"/>
-            <w:tcMar>
-              <w:top w:type="dxa" w:w="60"/>
-              <w:left w:type="dxa" w:w="95"/>
-              <w:bottom w:type="dxa" w:w="60"/>
-              <w:right w:type="dxa" w:w="95"/>
-            </w:tcMar>
-            <w:vAlign w:val="center"/>
-          </w:tcPr>
-          <w:p>
-            <w:pPr>
-              <w:spacing w:after="0" w:line="265"/>
-            </w:pPr>
-            <w:r>
-              <w:rPr>
-                <w:rFonts w:ascii="Arial" w:cs="Arial" w:eastAsia="Arial" w:hAnsi="Arial"/>
-                <w:b w:val="false"/>
-                <w:bCs w:val="false"/>
-                <w:color w:val="1B1B1B"/>
-                <w:sz w:val="18"/>
-                <w:szCs w:val="18"/>
-              </w:rPr>
-              <w:t xml:space="preserve">4,2 m</w:t>
-            </w:r>
-          </w:p>
-        </w:tc>
-        <w:tc>
-          <w:tcPr>
-            <w:tcW w:type="dxa" w:w="1860"/>
+            <w:tcW w:type="dxa" w:w="1600"/>
             <w:tcMar>
               <w:top w:type="dxa" w:w="60"/>
               <w:left w:type="dxa" w:w="95"/>
@@ -7414,6 +7416,62 @@
                 <w:szCs w:val="18"/>
               </w:rPr>
               <w:t xml:space="preserve">9 m</w:t>
+            </w:r>
+          </w:p>
+        </w:tc>
+        <w:tc>
+          <w:tcPr>
+            <w:tcW w:type="dxa" w:w="1500"/>
+            <w:tcMar>
+              <w:top w:type="dxa" w:w="60"/>
+              <w:left w:type="dxa" w:w="95"/>
+              <w:bottom w:type="dxa" w:w="60"/>
+              <w:right w:type="dxa" w:w="95"/>
+            </w:tcMar>
+            <w:vAlign w:val="center"/>
+          </w:tcPr>
+          <w:p>
+            <w:pPr>
+              <w:spacing w:after="0" w:line="265"/>
+            </w:pPr>
+            <w:r>
+              <w:rPr>
+                <w:rFonts w:ascii="Arial" w:cs="Arial" w:eastAsia="Arial" w:hAnsi="Arial"/>
+                <w:b w:val="false"/>
+                <w:bCs w:val="false"/>
+                <w:color w:val="1B1B1B"/>
+                <w:sz w:val="18"/>
+                <w:szCs w:val="18"/>
+              </w:rPr>
+              <w:t xml:space="preserve">40 m</w:t>
+            </w:r>
+          </w:p>
+        </w:tc>
+        <w:tc>
+          <w:tcPr>
+            <w:tcW w:type="dxa" w:w="1710"/>
+            <w:tcMar>
+              <w:top w:type="dxa" w:w="60"/>
+              <w:left w:type="dxa" w:w="95"/>
+              <w:bottom w:type="dxa" w:w="60"/>
+              <w:right w:type="dxa" w:w="95"/>
+            </w:tcMar>
+            <w:vAlign w:val="center"/>
+          </w:tcPr>
+          <w:p>
+            <w:pPr>
+              <w:spacing w:after="0" w:line="265"/>
+            </w:pPr>
+            <w:r>
+              <w:rPr>
+                <w:rFonts w:ascii="Arial" w:cs="Arial" w:eastAsia="Arial" w:hAnsi="Arial"/>
+                <w:b w:val="false"/>
+                <w:bCs w:val="false"/>
+                <w:color w:val="1B1B1B"/>
+                <w:sz w:val="18"/>
+                <w:szCs w:val="18"/>
+              </w:rPr>
+              <w:t xml:space="preserve">40 m</w:t>
             </w:r>
           </w:p>
         </w:tc>
@@ -7425,7 +7483,7 @@
         </w:trPr>
         <w:tc>
           <w:tcPr>
-            <w:tcW w:type="dxa" w:w="2200"/>
+            <w:tcW w:type="dxa" w:w="2300"/>
             <w:tcMar>
               <w:top w:type="dxa" w:w="60"/>
               <w:left w:type="dxa" w:w="95"/>
@@ -7453,7 +7511,7 @@
         </w:tc>
         <w:tc>
           <w:tcPr>
-            <w:tcW w:type="dxa" w:w="1700"/>
+            <w:tcW w:type="dxa" w:w="1050"/>
             <w:tcMar>
               <w:top w:type="dxa" w:w="60"/>
               <w:left w:type="dxa" w:w="95"/>
@@ -7481,7 +7539,7 @@
         </w:tc>
         <w:tc>
           <w:tcPr>
-            <w:tcW w:type="dxa" w:w="1700"/>
+            <w:tcW w:type="dxa" w:w="1200"/>
             <w:tcMar>
               <w:top w:type="dxa" w:w="60"/>
               <w:left w:type="dxa" w:w="95"/>
@@ -7509,35 +7567,7 @@
         </w:tc>
         <w:tc>
           <w:tcPr>
-            <w:tcW w:type="dxa" w:w="1900"/>
-            <w:tcMar>
-              <w:top w:type="dxa" w:w="60"/>
-              <w:left w:type="dxa" w:w="95"/>
-              <w:bottom w:type="dxa" w:w="60"/>
-              <w:right w:type="dxa" w:w="95"/>
-            </w:tcMar>
-            <w:vAlign w:val="center"/>
-          </w:tcPr>
-          <w:p>
-            <w:pPr>
-              <w:spacing w:after="0" w:line="265"/>
-            </w:pPr>
-            <w:r>
-              <w:rPr>
-                <w:rFonts w:ascii="Arial" w:cs="Arial" w:eastAsia="Arial" w:hAnsi="Arial"/>
-                <w:b w:val="false"/>
-                <w:bCs w:val="false"/>
-                <w:color w:val="1B1B1B"/>
-                <w:sz w:val="18"/>
-                <w:szCs w:val="18"/>
-              </w:rPr>
-              <w:t xml:space="preserve">13,6 m</w:t>
-            </w:r>
-          </w:p>
-        </w:tc>
-        <w:tc>
-          <w:tcPr>
-            <w:tcW w:type="dxa" w:w="1860"/>
+            <w:tcW w:type="dxa" w:w="1600"/>
             <w:tcMar>
               <w:top w:type="dxa" w:w="60"/>
               <w:left w:type="dxa" w:w="95"/>
@@ -7560,6 +7590,62 @@
                 <w:szCs w:val="18"/>
               </w:rPr>
               <w:t xml:space="preserve">19 m</w:t>
+            </w:r>
+          </w:p>
+        </w:tc>
+        <w:tc>
+          <w:tcPr>
+            <w:tcW w:type="dxa" w:w="1500"/>
+            <w:tcMar>
+              <w:top w:type="dxa" w:w="60"/>
+              <w:left w:type="dxa" w:w="95"/>
+              <w:bottom w:type="dxa" w:w="60"/>
+              <w:right w:type="dxa" w:w="95"/>
+            </w:tcMar>
+            <w:vAlign w:val="center"/>
+          </w:tcPr>
+          <w:p>
+            <w:pPr>
+              <w:spacing w:after="0" w:line="265"/>
+            </w:pPr>
+            <w:r>
+              <w:rPr>
+                <w:rFonts w:ascii="Arial" w:cs="Arial" w:eastAsia="Arial" w:hAnsi="Arial"/>
+                <w:b w:val="false"/>
+                <w:bCs w:val="false"/>
+                <w:color w:val="1B1B1B"/>
+                <w:sz w:val="18"/>
+                <w:szCs w:val="18"/>
+              </w:rPr>
+              <w:t xml:space="preserve">40 m</w:t>
+            </w:r>
+          </w:p>
+        </w:tc>
+        <w:tc>
+          <w:tcPr>
+            <w:tcW w:type="dxa" w:w="1710"/>
+            <w:tcMar>
+              <w:top w:type="dxa" w:w="60"/>
+              <w:left w:type="dxa" w:w="95"/>
+              <w:bottom w:type="dxa" w:w="60"/>
+              <w:right w:type="dxa" w:w="95"/>
+            </w:tcMar>
+            <w:vAlign w:val="center"/>
+          </w:tcPr>
+          <w:p>
+            <w:pPr>
+              <w:spacing w:after="0" w:line="265"/>
+            </w:pPr>
+            <w:r>
+              <w:rPr>
+                <w:rFonts w:ascii="Arial" w:cs="Arial" w:eastAsia="Arial" w:hAnsi="Arial"/>
+                <w:b w:val="false"/>
+                <w:bCs w:val="false"/>
+                <w:color w:val="1B1B1B"/>
+                <w:sz w:val="18"/>
+                <w:szCs w:val="18"/>
+              </w:rPr>
+              <w:t xml:space="preserve">40 m</w:t>
             </w:r>
           </w:p>
         </w:tc>
@@ -7571,7 +7657,7 @@
         </w:trPr>
         <w:tc>
           <w:tcPr>
-            <w:tcW w:type="dxa" w:w="2200"/>
+            <w:tcW w:type="dxa" w:w="2300"/>
             <w:tcMar>
               <w:top w:type="dxa" w:w="60"/>
               <w:left w:type="dxa" w:w="95"/>
@@ -7599,7 +7685,7 @@
         </w:tc>
         <w:tc>
           <w:tcPr>
-            <w:tcW w:type="dxa" w:w="1700"/>
+            <w:tcW w:type="dxa" w:w="1050"/>
             <w:tcMar>
               <w:top w:type="dxa" w:w="60"/>
               <w:left w:type="dxa" w:w="95"/>
@@ -7627,7 +7713,7 @@
         </w:tc>
         <w:tc>
           <w:tcPr>
-            <w:tcW w:type="dxa" w:w="1700"/>
+            <w:tcW w:type="dxa" w:w="1200"/>
             <w:tcMar>
               <w:top w:type="dxa" w:w="60"/>
               <w:left w:type="dxa" w:w="95"/>
@@ -7655,35 +7741,7 @@
         </w:tc>
         <w:tc>
           <w:tcPr>
-            <w:tcW w:type="dxa" w:w="1900"/>
-            <w:tcMar>
-              <w:top w:type="dxa" w:w="60"/>
-              <w:left w:type="dxa" w:w="95"/>
-              <w:bottom w:type="dxa" w:w="60"/>
-              <w:right w:type="dxa" w:w="95"/>
-            </w:tcMar>
-            <w:vAlign w:val="center"/>
-          </w:tcPr>
-          <w:p>
-            <w:pPr>
-              <w:spacing w:after="0" w:line="265"/>
-            </w:pPr>
-            <w:r>
-              <w:rPr>
-                <w:rFonts w:ascii="Arial" w:cs="Arial" w:eastAsia="Arial" w:hAnsi="Arial"/>
-                <w:b w:val="false"/>
-                <w:bCs w:val="false"/>
-                <w:color w:val="1B1B1B"/>
-                <w:sz w:val="18"/>
-                <w:szCs w:val="18"/>
-              </w:rPr>
-              <w:t xml:space="preserve">72,6 m</w:t>
-            </w:r>
-          </w:p>
-        </w:tc>
-        <w:tc>
-          <w:tcPr>
-            <w:tcW w:type="dxa" w:w="1860"/>
+            <w:tcW w:type="dxa" w:w="1600"/>
             <w:tcMar>
               <w:top w:type="dxa" w:w="60"/>
               <w:left w:type="dxa" w:w="95"/>
@@ -7706,6 +7764,62 @@
                 <w:szCs w:val="18"/>
               </w:rPr>
               <w:t xml:space="preserve">78 m</w:t>
+            </w:r>
+          </w:p>
+        </w:tc>
+        <w:tc>
+          <w:tcPr>
+            <w:tcW w:type="dxa" w:w="1500"/>
+            <w:tcMar>
+              <w:top w:type="dxa" w:w="60"/>
+              <w:left w:type="dxa" w:w="95"/>
+              <w:bottom w:type="dxa" w:w="60"/>
+              <w:right w:type="dxa" w:w="95"/>
+            </w:tcMar>
+            <w:vAlign w:val="center"/>
+          </w:tcPr>
+          <w:p>
+            <w:pPr>
+              <w:spacing w:after="0" w:line="265"/>
+            </w:pPr>
+            <w:r>
+              <w:rPr>
+                <w:rFonts w:ascii="Arial" w:cs="Arial" w:eastAsia="Arial" w:hAnsi="Arial"/>
+                <w:b w:val="false"/>
+                <w:bCs w:val="false"/>
+                <w:color w:val="1B1B1B"/>
+                <w:sz w:val="18"/>
+                <w:szCs w:val="18"/>
+              </w:rPr>
+              <w:t xml:space="preserve">150 m</w:t>
+            </w:r>
+          </w:p>
+        </w:tc>
+        <w:tc>
+          <w:tcPr>
+            <w:tcW w:type="dxa" w:w="1710"/>
+            <w:tcMar>
+              <w:top w:type="dxa" w:w="60"/>
+              <w:left w:type="dxa" w:w="95"/>
+              <w:bottom w:type="dxa" w:w="60"/>
+              <w:right w:type="dxa" w:w="95"/>
+            </w:tcMar>
+            <w:vAlign w:val="center"/>
+          </w:tcPr>
+          <w:p>
+            <w:pPr>
+              <w:spacing w:after="0" w:line="265"/>
+            </w:pPr>
+            <w:r>
+              <w:rPr>
+                <w:rFonts w:ascii="Arial" w:cs="Arial" w:eastAsia="Arial" w:hAnsi="Arial"/>
+                <w:b w:val="false"/>
+                <w:bCs w:val="false"/>
+                <w:color w:val="1B1B1B"/>
+                <w:sz w:val="18"/>
+                <w:szCs w:val="18"/>
+              </w:rPr>
+              <w:t xml:space="preserve">150 m</w:t>
             </w:r>
           </w:p>
         </w:tc>
@@ -7723,6 +7837,22 @@
           <w:szCs w:val="22"/>
         </w:rPr>
         <w:t xml:space="preserve"/>
+      </w:r>
+    </w:p>
+    <w:p>
+      <w:pPr>
+        <w:widowControl/>
+        <w:spacing w:after="100" w:before="0" w:line="312"/>
+        <w:ind w:left="0" w:firstLine="0"/>
+      </w:pPr>
+      <w:r>
+        <w:rPr>
+          <w:rFonts w:ascii="Arial" w:cs="Arial" w:eastAsia="Arial" w:hAnsi="Arial"/>
+          <w:color w:val="1B1B1B"/>
+          <w:sz w:val="22"/>
+          <w:szCs w:val="22"/>
+        </w:rPr>
+        <w:t xml:space="preserve">Ở cả ba tình huống, vật đều ở xa hơn quãng đường dừng — nên ngưỡng tầm đo đều do khoảng cách tới vật quyết định. Không phải ngẫu nhiên: chạy chậm thì quãng dừng ngắn, chạy nhanh thì lại cần nhìn xa hơn.</w:t>
       </w:r>
     </w:p>
     <w:p>
